--- a/결과물/혼공독해교재_영어2_YBM(박)_2과FurtherReading_전체통합본.docx
+++ b/결과물/혼공독해교재_영어2_YBM(박)_2과FurtherReading_전체통합본.docx
@@ -762,7 +762,25 @@
               <w:sz w:val="20"/>
               <w:szCs w:val="20"/>
             </w:rPr>
-            <w:t xml:space="preserve">conducted by Thomas Gilovich,</w:t>
+            <w:t xml:space="preserve">conducted</w:t>
+          </w:r>
+          <w:r>
+            <w:rPr>
+              <w:b/>
+              <w:bCs/>
+              <w:color w:val="C00000"/>
+              <w:sz w:val="20"/>
+              <w:szCs w:val="20"/>
+            </w:rPr>
+            <w:t xml:space="preserve">  /  </w:t>
+          </w:r>
+          <w:r>
+            <w:rPr>
+              <w:color w:val="000000"/>
+              <w:sz w:val="20"/>
+              <w:szCs w:val="20"/>
+            </w:rPr>
+            <w:t xml:space="preserve">by Thomas Gilovich,</w:t>
           </w:r>
           <w:r>
             <w:rPr>
@@ -3061,7 +3079,7 @@
               <w:sz w:val="17"/>
               <w:szCs w:val="17"/>
             </w:rPr>
-            <w:t xml:space="preserve">what V′ — V′하는 것 (관계대명사)</w:t>
+            <w:t xml:space="preserve">what V′ — V′했던 것 (관계대명사)</w:t>
           </w:r>
           <w:r>
             <w:rPr>
@@ -4290,7 +4308,7 @@
               <w:sz w:val="17"/>
               <w:szCs w:val="17"/>
             </w:rPr>
-            <w:t xml:space="preserve">themselves — 그들 자신 (인간들)</w:t>
+            <w:t xml:space="preserve">themselves — 그들 자신을 (인간들)</w:t>
           </w:r>
           <w:r>
             <w:rPr>
@@ -5143,7 +5161,7 @@
               <w:bCs w:val="0"/>
               <w:color w:val="000000"/>
             </w:rPr>
-            <w:t xml:space="preserve">conducted by Thomas Gilovich,</w:t>
+            <w:t xml:space="preserve">conducted</w:t>
           </w:r>
           <w:r>
             <w:rPr>
@@ -5175,7 +5193,7 @@
               <w:bCs w:val="0"/>
               <w:color w:val="000000"/>
             </w:rPr>
-            <w:t xml:space="preserve">a psychology professor</w:t>
+            <w:t xml:space="preserve">by Thomas Gilovich,</w:t>
           </w:r>
           <w:r>
             <w:rPr>
@@ -5207,7 +5225,7 @@
               <w:bCs w:val="0"/>
               <w:color w:val="000000"/>
             </w:rPr>
-            <w:t xml:space="preserve">at Cornell University,</w:t>
+            <w:t xml:space="preserve">a psychology professor</w:t>
           </w:r>
           <w:r>
             <w:rPr>
@@ -5239,7 +5257,7 @@
               <w:bCs w:val="0"/>
               <w:color w:val="000000"/>
             </w:rPr>
-            <w:t xml:space="preserve">reached a powerful and clear conclusion:</w:t>
+            <w:t xml:space="preserve">at Cornell University,</w:t>
           </w:r>
           <w:r>
             <w:rPr>
@@ -5271,7 +5289,7 @@
               <w:bCs w:val="0"/>
               <w:color w:val="000000"/>
             </w:rPr>
-            <w:t xml:space="preserve">Don’t spend your money</w:t>
+            <w:t xml:space="preserve">reached a powerful and clear conclusion:</w:t>
           </w:r>
           <w:r>
             <w:rPr>
@@ -5293,6 +5311,38 @@
               <w:vertAlign w:val="superscript"/>
             </w:rPr>
             <w:t xml:space="preserve">7</w:t>
+          </w:r>
+          <w:r>
+            <w:rPr>
+              <w:rFonts w:ascii="Times New Roman" w:eastAsia="Times New Roman" w:hAnsi="Times New Roman" w:cs="Times New Roman"/>
+              <w:sz w:val="20"/>
+              <w:szCs w:val="20"/>
+              <w:b w:val="0"/>
+              <w:bCs w:val="0"/>
+              <w:color w:val="000000"/>
+            </w:rPr>
+            <w:t xml:space="preserve">Don’t spend your money</w:t>
+          </w:r>
+          <w:r>
+            <w:rPr>
+              <w:rFonts w:ascii="Times New Roman" w:eastAsia="Times New Roman" w:hAnsi="Times New Roman" w:cs="Times New Roman"/>
+              <w:color w:val="BBBBBB"/>
+              <w:sz w:val="20"/>
+              <w:szCs w:val="20"/>
+            </w:rPr>
+            <w:t xml:space="preserve"> / </w:t>
+          </w:r>
+          <w:r>
+            <w:rPr>
+              <w:rFonts w:ascii="Times New Roman" w:eastAsia="Times New Roman" w:hAnsi="Times New Roman" w:cs="Times New Roman"/>
+              <w:b/>
+              <w:bCs/>
+              <w:color w:val="666666"/>
+              <w:sz w:val="20"/>
+              <w:szCs w:val="20"/>
+              <w:vertAlign w:val="superscript"/>
+            </w:rPr>
+            <w:t xml:space="preserve">8</w:t>
           </w:r>
           <w:r>
             <w:rPr>
@@ -5357,7 +5407,7 @@
               <w:sz w:val="17"/>
               <w:szCs w:val="17"/>
             </w:rPr>
-            <w:t xml:space="preserve">토머스 길로비치에 의해 수행된,</w:t>
+            <w:t xml:space="preserve">수행된</w:t>
           </w:r>
           <w:r>
             <w:rPr>
@@ -5384,7 +5434,7 @@
               <w:sz w:val="17"/>
               <w:szCs w:val="17"/>
             </w:rPr>
-            <w:t xml:space="preserve">심리학 교수인</w:t>
+            <w:t xml:space="preserve">토머스 길로비치에 의해,</w:t>
           </w:r>
           <w:r>
             <w:rPr>
@@ -5411,7 +5461,7 @@
               <w:sz w:val="17"/>
               <w:szCs w:val="17"/>
             </w:rPr>
-            <w:t xml:space="preserve">코넬 대학교의,</w:t>
+            <w:t xml:space="preserve">심리학 교수인</w:t>
           </w:r>
           <w:r>
             <w:rPr>
@@ -5438,7 +5488,7 @@
               <w:sz w:val="17"/>
               <w:szCs w:val="17"/>
             </w:rPr>
-            <w:t xml:space="preserve">강력하고 분명한 결론에 도달했다:</w:t>
+            <w:t xml:space="preserve">코넬 대학교의,</w:t>
           </w:r>
           <w:r>
             <w:rPr>
@@ -5465,7 +5515,7 @@
               <w:sz w:val="17"/>
               <w:szCs w:val="17"/>
             </w:rPr>
-            <w:t xml:space="preserve">여러분의 돈을 쓰지 마라</w:t>
+            <w:t xml:space="preserve">강력하고 분명한 결론에 도달했다:</w:t>
           </w:r>
           <w:r>
             <w:rPr>
@@ -5492,6 +5542,33 @@
               <w:sz w:val="17"/>
               <w:szCs w:val="17"/>
             </w:rPr>
+            <w:t xml:space="preserve">여러분의 돈을 쓰지 마라</w:t>
+          </w:r>
+          <w:r>
+            <w:rPr>
+              <w:color w:val="BBBBBB"/>
+              <w:sz w:val="17"/>
+              <w:szCs w:val="17"/>
+            </w:rPr>
+            <w:t xml:space="preserve"> / </w:t>
+          </w:r>
+          <w:r>
+            <w:rPr>
+              <w:b/>
+              <w:bCs/>
+              <w:color w:val="666666"/>
+              <w:sz w:val="18"/>
+              <w:szCs w:val="18"/>
+              <w:vertAlign w:val="superscript"/>
+            </w:rPr>
+            <w:t xml:space="preserve">8</w:t>
+          </w:r>
+          <w:r>
+            <w:rPr>
+              <w:color w:val="333333"/>
+              <w:sz w:val="17"/>
+              <w:szCs w:val="17"/>
+            </w:rPr>
             <w:t xml:space="preserve">물건들에.</w:t>
           </w:r>
         </w:p>
@@ -8010,7 +8087,7 @@
               <w:bCs w:val="0"/>
               <w:color w:val="000000"/>
             </w:rPr>
-            <w:t xml:space="preserve">2번 문장은 1번의 결론을 설명하려고 우리가 흔히 하는 생각을 먼저 꺼낸다. 물건을 사면 기분이 좋아진다. 우리는 그 물건을 가지고 있는 동안 이 좋은 기분도 계속될 것이라고 생각한다. 3번 문장에서 글쓴이는 이 생각이 틀렸다고 말한다.</w:t>
+            <w:t xml:space="preserve">2번 문장은 1번의 결론을 설명하려고 우리가 흔히 하는 생각을 먼저 꺼낸다. 물건을 사면 기분이 좋아진다. 우리는 이 좋은 기분이 그 물건만큼 오래갈 것이라고 생각한다. 3번 문장에서 글쓴이는 이 생각이 틀렸다고 말한다.</w:t>
           </w:r>
         </w:p>
         <w:p>
@@ -9530,7 +9607,7 @@
               <w:b w:val="0"/>
               <w:bCs w:val="0"/>
             </w:rPr>
-            <w:t xml:space="preserve">critical reasons why the happiness from things does not last long</w:t>
+            <w:t xml:space="preserve">reasons why the pleasure of owning things wears off so fast</w:t>
           </w:r>
         </w:p>
         <w:p>
@@ -9568,7 +9645,7 @@
               <w:b w:val="0"/>
               <w:bCs w:val="0"/>
             </w:rPr>
-            <w:t xml:space="preserve">minor differences between buying cars and buying clothes</w:t>
+            <w:t xml:space="preserve">critical differences between buying cars and buying clothes</w:t>
           </w:r>
         </w:p>
         <w:p>
@@ -10283,7 +10360,7 @@
               <w:b w:val="0"/>
               <w:bCs w:val="0"/>
             </w:rPr>
-            <w:t xml:space="preserve"> — 그들 자신</w:t>
+            <w:t xml:space="preserve"> — 그들 자신을</w:t>
           </w:r>
           <w:r>
             <w:rPr>
@@ -10885,7 +10962,7 @@
               <w:sz w:val="15"/>
               <w:szCs w:val="15"/>
             </w:rPr>
-            <w:t xml:space="preserve">have found [</w:t>
+            <w:t xml:space="preserve">[</w:t>
           </w:r>
           <w:r>
             <w:rPr>
@@ -10967,7 +11044,7 @@
               <w:szCs w:val="15"/>
               <w:u w:val="none"/>
             </w:rPr>
-            <w:t xml:space="preserve">] 발견했다</w:t>
+            <w:t xml:space="preserve">]</w:t>
           </w:r>
           <w:r>
             <w:rPr>
@@ -11812,23 +11889,23 @@
               <w:sz w:val="17"/>
               <w:szCs w:val="17"/>
             </w:rPr>
-            <w:t xml:space="preserve">have p.p. — ~했다 (we’ve = we have, we = 우리가)</w:t>
-          </w:r>
-          <w:r>
-            <w:rPr>
-              <w:color w:val="333333"/>
-              <w:sz w:val="17"/>
-              <w:szCs w:val="17"/>
-            </w:rPr>
-            <w:t xml:space="preserve"> / </w:t>
-          </w:r>
-          <w:r>
-            <w:rPr>
-              <w:color w:val="333333"/>
-              <w:sz w:val="17"/>
-              <w:szCs w:val="17"/>
-            </w:rPr>
-            <w:t xml:space="preserve">be — (~에) 가 있다 (been은 be의 p.p.형)</w:t>
+            <w:t xml:space="preserve">have p.p. — ~한 적이 있다 (we’ve = we have, we = 우리가)</w:t>
+          </w:r>
+          <w:r>
+            <w:rPr>
+              <w:color w:val="333333"/>
+              <w:sz w:val="17"/>
+              <w:szCs w:val="17"/>
+            </w:rPr>
+            <w:t xml:space="preserve"> / </w:t>
+          </w:r>
+          <w:r>
+            <w:rPr>
+              <w:color w:val="333333"/>
+              <w:sz w:val="17"/>
+              <w:szCs w:val="17"/>
+            </w:rPr>
+            <w:t xml:space="preserve">be — 가다, 다녀오다 (been은 be의 p.p.형)</w:t>
           </w:r>
           <w:r>
             <w:rPr>
@@ -11952,6 +12029,121 @@
               <w:u w:val="none"/>
             </w:rPr>
             <w:t xml:space="preserve">] 모든 것</w:t>
+          </w:r>
+          <w:r>
+            <w:rPr>
+              <w:color w:val="7030A0"/>
+              <w:sz w:val="15"/>
+              <w:szCs w:val="15"/>
+            </w:rPr>
+            <w:t xml:space="preserve"> (목적격 관계대명사 that 생략)</w:t>
+          </w:r>
+        </w:p>
+        <w:p>
+          <w:pPr>
+            <w:keepNext/>
+            <w:keepLines/>
+            <w:spacing w:after="120" w:line="300" w:lineRule="auto" w:before="140"/>
+          </w:pPr>
+          <w:r>
+            <w:rPr>
+              <w:b/>
+              <w:bCs/>
+              <w:color w:val="7030A0"/>
+              <w:sz w:val="15"/>
+              <w:szCs w:val="15"/>
+            </w:rPr>
+            <w:t xml:space="preserve">구조 힌트   </w:t>
+          </w:r>
+          <w:r>
+            <w:rPr>
+              <w:color w:val="7030A0"/>
+              <w:sz w:val="15"/>
+              <w:szCs w:val="15"/>
+            </w:rPr>
+            <w:t xml:space="preserve">the places [(</w:t>
+          </w:r>
+          <w:r>
+            <w:rPr>
+              <w:b/>
+              <w:bCs/>
+              <w:color w:val="7030A0"/>
+              <w:sz w:val="15"/>
+              <w:szCs w:val="15"/>
+              <w:u w:val="single"/>
+            </w:rPr>
+            <w:t xml:space="preserve">that</w:t>
+          </w:r>
+          <w:r>
+            <w:rPr>
+              <w:color w:val="7030A0"/>
+              <w:sz w:val="15"/>
+              <w:szCs w:val="15"/>
+            </w:rPr>
+            <w:t xml:space="preserve">) we’ve been to]</w:t>
+          </w:r>
+          <w:r>
+            <w:rPr>
+              <w:color w:val="7030A0"/>
+              <w:sz w:val="15"/>
+              <w:szCs w:val="15"/>
+            </w:rPr>
+            <w:t xml:space="preserve"> → </w:t>
+          </w:r>
+          <w:r>
+            <w:rPr>
+              <w:b w:val="0"/>
+              <w:bCs w:val="0"/>
+              <w:color w:val="000000"/>
+              <w:sz w:val="15"/>
+              <w:szCs w:val="15"/>
+              <w:u w:val="none"/>
+            </w:rPr>
+            <w:t xml:space="preserve">[우리[사람들]</w:t>
+          </w:r>
+          <w:r>
+            <w:rPr>
+              <w:b w:val="1"/>
+              <w:bCs w:val="1"/>
+              <w:color w:val="000000"/>
+              <w:sz w:val="15"/>
+              <w:szCs w:val="15"/>
+              <w:u w:val="single"/>
+            </w:rPr>
+            <w:t xml:space="preserve">가</w:t>
+          </w:r>
+          <w:r>
+            <w:rPr>
+              <w:b w:val="0"/>
+              <w:bCs w:val="0"/>
+              <w:color w:val="000000"/>
+              <w:sz w:val="15"/>
+              <w:szCs w:val="15"/>
+              <w:u w:val="none"/>
+            </w:rPr>
+            <w:t xml:space="preserve"> 가 </w:t>
+          </w:r>
+          <w:r>
+            <w:rPr>
+              <w:b w:val="1"/>
+              <w:bCs w:val="1"/>
+              <w:color w:val="000000"/>
+              <w:sz w:val="15"/>
+              <w:szCs w:val="15"/>
+              <w:u w:val="single"/>
+            </w:rPr>
+            <w:t xml:space="preserve">본</w:t>
+          </w:r>
+          <w:r>
+            <w:rPr>
+              <w:b w:val="0"/>
+              <w:bCs w:val="0"/>
+              <w:color w:val="000000"/>
+              <w:sz w:val="15"/>
+              <w:szCs w:val="15"/>
+              <w:u w:val="none"/>
+            </w:rPr>
+            <w:t xml:space="preserve">] 장소들</w:t>
           </w:r>
           <w:r>
             <w:rPr>
@@ -12322,7 +12514,7 @@
               <w:sz w:val="15"/>
               <w:szCs w:val="15"/>
             </w:rPr>
-            <w:t xml:space="preserve">[says </w:t>
+            <w:t xml:space="preserve">[</w:t>
           </w:r>
           <w:r>
             <w:rPr>
@@ -12333,7 +12525,7 @@
               <w:szCs w:val="15"/>
               <w:u w:val="single"/>
             </w:rPr>
-            <w:t xml:space="preserve">Gilovich</w:t>
+            <w:t xml:space="preserve">says</w:t>
           </w:r>
           <w:r>
             <w:rPr>
@@ -12341,7 +12533,7 @@
               <w:sz w:val="15"/>
               <w:szCs w:val="15"/>
             </w:rPr>
-            <w:t xml:space="preserve">]</w:t>
+            <w:t xml:space="preserve"> Gilovich]</w:t>
           </w:r>
           <w:r>
             <w:rPr>
@@ -12360,7 +12552,7 @@
               <w:szCs w:val="15"/>
               <w:u w:val="none"/>
             </w:rPr>
-            <w:t xml:space="preserve">[길로비치</w:t>
+            <w:t xml:space="preserve">[길로비치는 </w:t>
           </w:r>
           <w:r>
             <w:rPr>
@@ -12371,7 +12563,7 @@
               <w:szCs w:val="15"/>
               <w:u w:val="single"/>
             </w:rPr>
-            <w:t xml:space="preserve">는</w:t>
+            <w:t xml:space="preserve">말한다</w:t>
           </w:r>
           <w:r>
             <w:rPr>
@@ -12382,7 +12574,7 @@
               <w:szCs w:val="15"/>
               <w:u w:val="none"/>
             </w:rPr>
-            <w:t xml:space="preserve"> 말한다]</w:t>
+            <w:t xml:space="preserve">]</w:t>
           </w:r>
           <w:r>
             <w:rPr>
@@ -12546,7 +12738,7 @@
               <w:sz w:val="17"/>
               <w:szCs w:val="17"/>
             </w:rPr>
-            <w:t xml:space="preserve">your — 여러분의 (독자)</w:t>
+            <w:t xml:space="preserve">your — 여러분의 (사람들)</w:t>
           </w:r>
           <w:r>
             <w:rPr>
@@ -12719,25 +12911,7 @@
               <w:sz w:val="20"/>
               <w:szCs w:val="20"/>
             </w:rPr>
-            <w:t xml:space="preserve">but nonetheless they remain separate</w:t>
-          </w:r>
-          <w:r>
-            <w:rPr>
-              <w:b/>
-              <w:bCs/>
-              <w:color w:val="C00000"/>
-              <w:sz w:val="20"/>
-              <w:szCs w:val="20"/>
-            </w:rPr>
-            <w:t xml:space="preserve">  /  </w:t>
-          </w:r>
-          <w:r>
-            <w:rPr>
-              <w:color w:val="000000"/>
-              <w:sz w:val="20"/>
-              <w:szCs w:val="20"/>
-            </w:rPr>
-            <w:t xml:space="preserve">from you.</w:t>
+            <w:t xml:space="preserve">but nonetheless they remain separate from you.</w:t>
           </w:r>
         </w:p>
         <w:p>
@@ -12881,7 +13055,7 @@
               <w:sz w:val="17"/>
               <w:szCs w:val="17"/>
             </w:rPr>
-            <w:t xml:space="preserve">your — 여러분의 (독자)</w:t>
+            <w:t xml:space="preserve">your — 여러분의 (사람들)</w:t>
           </w:r>
           <w:r>
             <w:rPr>
@@ -13109,7 +13283,7 @@
               <w:sz w:val="15"/>
               <w:szCs w:val="15"/>
             </w:rPr>
-            <w:t xml:space="preserve">think [</w:t>
+            <w:t xml:space="preserve">[</w:t>
           </w:r>
           <w:r>
             <w:rPr>
@@ -13147,7 +13321,7 @@
               <w:szCs w:val="15"/>
               <w:u w:val="none"/>
             </w:rPr>
-            <w:t xml:space="preserve">[여러분[독자]의 정체성의 일부</w:t>
+            <w:t xml:space="preserve">[여러분[사람들]의 정체성의 일부</w:t>
           </w:r>
           <w:r>
             <w:rPr>
@@ -13191,7 +13365,7 @@
               <w:szCs w:val="15"/>
               <w:u w:val="none"/>
             </w:rPr>
-            <w:t xml:space="preserve">] 생각하다</w:t>
+            <w:t xml:space="preserve">]</w:t>
           </w:r>
           <w:r>
             <w:rPr>
@@ -13368,7 +13542,7 @@
               <w:sz w:val="17"/>
               <w:szCs w:val="17"/>
             </w:rPr>
-            <w:t xml:space="preserve">your — 여러분의 (독자)</w:t>
+            <w:t xml:space="preserve">your — 여러분의 (사람들)</w:t>
           </w:r>
           <w:r>
             <w:rPr>
@@ -15199,39 +15373,7 @@
               <w:bCs w:val="0"/>
               <w:color w:val="000000"/>
             </w:rPr>
-            <w:t xml:space="preserve">but nonetheless they remain separate</w:t>
-          </w:r>
-          <w:r>
-            <w:rPr>
-              <w:rFonts w:ascii="Times New Roman" w:eastAsia="Times New Roman" w:hAnsi="Times New Roman" w:cs="Times New Roman"/>
-              <w:color w:val="BBBBBB"/>
-              <w:sz w:val="20"/>
-              <w:szCs w:val="20"/>
-            </w:rPr>
-            <w:t xml:space="preserve"> / </w:t>
-          </w:r>
-          <w:r>
-            <w:rPr>
-              <w:rFonts w:ascii="Times New Roman" w:eastAsia="Times New Roman" w:hAnsi="Times New Roman" w:cs="Times New Roman"/>
-              <w:b/>
-              <w:bCs/>
-              <w:color w:val="666666"/>
-              <w:sz w:val="20"/>
-              <w:szCs w:val="20"/>
-              <w:vertAlign w:val="superscript"/>
-            </w:rPr>
-            <w:t xml:space="preserve">6</w:t>
-          </w:r>
-          <w:r>
-            <w:rPr>
-              <w:rFonts w:ascii="Times New Roman" w:eastAsia="Times New Roman" w:hAnsi="Times New Roman" w:cs="Times New Roman"/>
-              <w:sz w:val="20"/>
-              <w:szCs w:val="20"/>
-              <w:b w:val="0"/>
-              <w:bCs w:val="0"/>
-              <w:color w:val="000000"/>
-            </w:rPr>
-            <w:t xml:space="preserve">from you.</w:t>
+            <w:t xml:space="preserve">but nonetheless they remain separate from you.</w:t>
           </w:r>
         </w:p>
         <w:p>
@@ -15366,16 +15508,150 @@
               <w:sz w:val="17"/>
               <w:szCs w:val="17"/>
             </w:rPr>
-            <w:t xml:space="preserve">하지만 그럼에도 불구하고 그것들은 분리된 채로 남아 있다</w:t>
-          </w:r>
-          <w:r>
-            <w:rPr>
+            <w:t xml:space="preserve">하지만 그럼에도 불구하고 그것들은 여러분으로부터 분리된 채로 남아 있다.</w:t>
+          </w:r>
+        </w:p>
+        <w:p>
+          <w:pPr>
+            <w:keepNext w:val="0"/>
+            <w:keepLines/>
+            <w:spacing w:line="253" w:lineRule="exact" w:before="30" w:after="40"/>
+            <w:ind w:left="280"/>
+          </w:pPr>
+          <w:r>
+            <w:rPr>
+              <w:color w:val="999999"/>
+              <w:sz w:val="16"/>
+              <w:szCs w:val="16"/>
+            </w:rPr>
+            <w:t xml:space="preserve">↳ 자연 해석  </w:t>
+          </w:r>
+          <w:r>
+            <w:rPr>
+              <w:color w:val="333333"/>
+              <w:sz w:val="16"/>
+              <w:szCs w:val="16"/>
+            </w:rPr>
+            <w:t xml:space="preserve">여러분은 심지어 자신의 정체성 일부가 그 물건들과 연결되어 있다고 생각할 수도 있지만, 그럼에도 그것들은 여러분과 분리된 채로 남아 있다.</w:t>
+          </w:r>
+        </w:p>
+        <w:p>
+          <w:pPr>
+            <w:keepNext w:val="0"/>
+            <w:spacing w:line="170" w:lineRule="exact" w:before="0" w:after="0"/>
+          </w:pPr>
+        </w:p>
+        <w:p>
+          <w:pPr>
+            <w:keepNext/>
+            <w:keepLines/>
+            <w:spacing w:line="253" w:lineRule="exact" w:before="30" w:after="40"/>
+          </w:pPr>
+          <w:r>
+            <w:rPr>
+              <w:b/>
+              <w:bCs/>
+              <w:color w:val="1F3864"/>
+              <w:sz w:val="20"/>
+              <w:szCs w:val="20"/>
+            </w:rPr>
+            <w:t xml:space="preserve">19.  </w:t>
+          </w:r>
+          <w:r>
+            <w:rPr>
+              <w:rFonts w:ascii="Times New Roman" w:eastAsia="Times New Roman" w:hAnsi="Times New Roman" w:cs="Times New Roman"/>
+              <w:b/>
+              <w:bCs/>
+              <w:color w:val="666666"/>
+              <w:sz w:val="20"/>
+              <w:szCs w:val="20"/>
+              <w:vertAlign w:val="superscript"/>
+            </w:rPr>
+            <w:t xml:space="preserve">1</w:t>
+          </w:r>
+          <w:r>
+            <w:rPr>
+              <w:rFonts w:ascii="Times New Roman" w:eastAsia="Times New Roman" w:hAnsi="Times New Roman" w:cs="Times New Roman"/>
+              <w:sz w:val="20"/>
+              <w:szCs w:val="20"/>
+              <w:b w:val="0"/>
+              <w:bCs w:val="0"/>
+              <w:color w:val="000000"/>
+            </w:rPr>
+            <w:t xml:space="preserve">On the other hand,</w:t>
+          </w:r>
+          <w:r>
+            <w:rPr>
+              <w:rFonts w:ascii="Times New Roman" w:eastAsia="Times New Roman" w:hAnsi="Times New Roman" w:cs="Times New Roman"/>
               <w:color w:val="BBBBBB"/>
-              <w:sz w:val="17"/>
-              <w:szCs w:val="17"/>
-            </w:rPr>
-            <w:t xml:space="preserve"> / </w:t>
-          </w:r>
+              <w:sz w:val="20"/>
+              <w:szCs w:val="20"/>
+            </w:rPr>
+            <w:t xml:space="preserve"> / </w:t>
+          </w:r>
+          <w:r>
+            <w:rPr>
+              <w:rFonts w:ascii="Times New Roman" w:eastAsia="Times New Roman" w:hAnsi="Times New Roman" w:cs="Times New Roman"/>
+              <w:b/>
+              <w:bCs/>
+              <w:color w:val="666666"/>
+              <w:sz w:val="20"/>
+              <w:szCs w:val="20"/>
+              <w:vertAlign w:val="superscript"/>
+            </w:rPr>
+            <w:t xml:space="preserve">2</w:t>
+          </w:r>
+          <w:r>
+            <w:rPr>
+              <w:rFonts w:ascii="Times New Roman" w:eastAsia="Times New Roman" w:hAnsi="Times New Roman" w:cs="Times New Roman"/>
+              <w:sz w:val="20"/>
+              <w:szCs w:val="20"/>
+              <w:b w:val="0"/>
+              <w:bCs w:val="0"/>
+              <w:color w:val="000000"/>
+            </w:rPr>
+            <w:t xml:space="preserve">your experiences really are part</w:t>
+          </w:r>
+          <w:r>
+            <w:rPr>
+              <w:rFonts w:ascii="Times New Roman" w:eastAsia="Times New Roman" w:hAnsi="Times New Roman" w:cs="Times New Roman"/>
+              <w:color w:val="BBBBBB"/>
+              <w:sz w:val="20"/>
+              <w:szCs w:val="20"/>
+            </w:rPr>
+            <w:t xml:space="preserve"> / </w:t>
+          </w:r>
+          <w:r>
+            <w:rPr>
+              <w:rFonts w:ascii="Times New Roman" w:eastAsia="Times New Roman" w:hAnsi="Times New Roman" w:cs="Times New Roman"/>
+              <w:b/>
+              <w:bCs/>
+              <w:color w:val="666666"/>
+              <w:sz w:val="20"/>
+              <w:szCs w:val="20"/>
+              <w:vertAlign w:val="superscript"/>
+            </w:rPr>
+            <w:t xml:space="preserve">3</w:t>
+          </w:r>
+          <w:r>
+            <w:rPr>
+              <w:rFonts w:ascii="Times New Roman" w:eastAsia="Times New Roman" w:hAnsi="Times New Roman" w:cs="Times New Roman"/>
+              <w:sz w:val="20"/>
+              <w:szCs w:val="20"/>
+              <w:b w:val="0"/>
+              <w:bCs w:val="0"/>
+              <w:color w:val="000000"/>
+            </w:rPr>
+            <w:t xml:space="preserve">of you.</w:t>
+          </w:r>
+        </w:p>
+        <w:p>
+          <w:pPr>
+            <w:keepNext/>
+            <w:keepLines/>
+            <w:spacing w:line="253" w:lineRule="exact" w:before="30" w:after="40"/>
+            <w:ind w:left="200"/>
+          </w:pPr>
           <w:r>
             <w:rPr>
               <w:b/>
@@ -15385,15 +15661,69 @@
               <w:szCs w:val="18"/>
               <w:vertAlign w:val="superscript"/>
             </w:rPr>
-            <w:t xml:space="preserve">6</w:t>
-          </w:r>
-          <w:r>
-            <w:rPr>
-              <w:color w:val="333333"/>
-              <w:sz w:val="17"/>
-              <w:szCs w:val="17"/>
-            </w:rPr>
-            <w:t xml:space="preserve">여러분으로부터.</w:t>
+            <w:t xml:space="preserve">1</w:t>
+          </w:r>
+          <w:r>
+            <w:rPr>
+              <w:color w:val="333333"/>
+              <w:sz w:val="17"/>
+              <w:szCs w:val="17"/>
+            </w:rPr>
+            <w:t xml:space="preserve">반면에,</w:t>
+          </w:r>
+          <w:r>
+            <w:rPr>
+              <w:color w:val="BBBBBB"/>
+              <w:sz w:val="17"/>
+              <w:szCs w:val="17"/>
+            </w:rPr>
+            <w:t xml:space="preserve"> / </w:t>
+          </w:r>
+          <w:r>
+            <w:rPr>
+              <w:b/>
+              <w:bCs/>
+              <w:color w:val="666666"/>
+              <w:sz w:val="18"/>
+              <w:szCs w:val="18"/>
+              <w:vertAlign w:val="superscript"/>
+            </w:rPr>
+            <w:t xml:space="preserve">2</w:t>
+          </w:r>
+          <w:r>
+            <w:rPr>
+              <w:color w:val="333333"/>
+              <w:sz w:val="17"/>
+              <w:szCs w:val="17"/>
+            </w:rPr>
+            <w:t xml:space="preserve">여러분의 경험들은 정말로 일부이다</w:t>
+          </w:r>
+          <w:r>
+            <w:rPr>
+              <w:color w:val="BBBBBB"/>
+              <w:sz w:val="17"/>
+              <w:szCs w:val="17"/>
+            </w:rPr>
+            <w:t xml:space="preserve"> / </w:t>
+          </w:r>
+          <w:r>
+            <w:rPr>
+              <w:b/>
+              <w:bCs/>
+              <w:color w:val="666666"/>
+              <w:sz w:val="18"/>
+              <w:szCs w:val="18"/>
+              <w:vertAlign w:val="superscript"/>
+            </w:rPr>
+            <w:t xml:space="preserve">3</w:t>
+          </w:r>
+          <w:r>
+            <w:rPr>
+              <w:color w:val="333333"/>
+              <w:sz w:val="17"/>
+              <w:szCs w:val="17"/>
+            </w:rPr>
+            <w:t xml:space="preserve">여러분의.</w:t>
           </w:r>
         </w:p>
         <w:p>
@@ -15417,7 +15747,7 @@
               <w:sz w:val="16"/>
               <w:szCs w:val="16"/>
             </w:rPr>
-            <w:t xml:space="preserve">여러분은 심지어 자신의 정체성 일부가 그 물건들과 연결되어 있다고 생각할 수도 있지만, 그럼에도 그것들은 여러분과 분리된 채로 남아 있다.</w:t>
+            <w:t xml:space="preserve">반면에 여러분의 경험은 정말로 여러분의 일부이다.</w:t>
           </w:r>
         </w:p>
         <w:p>
@@ -15440,7 +15770,7 @@
               <w:sz w:val="20"/>
               <w:szCs w:val="20"/>
             </w:rPr>
-            <w:t xml:space="preserve">19.  </w:t>
+            <w:t xml:space="preserve">20.  </w:t>
           </w:r>
           <w:r>
             <w:rPr>
@@ -15463,7 +15793,7 @@
               <w:bCs w:val="0"/>
               <w:color w:val="000000"/>
             </w:rPr>
-            <w:t xml:space="preserve">On the other hand,</w:t>
+            <w:t xml:space="preserve">We are the sum total</w:t>
           </w:r>
           <w:r>
             <w:rPr>
@@ -15495,39 +15825,7 @@
               <w:bCs w:val="0"/>
               <w:color w:val="000000"/>
             </w:rPr>
-            <w:t xml:space="preserve">your experiences really are part</w:t>
-          </w:r>
-          <w:r>
-            <w:rPr>
-              <w:rFonts w:ascii="Times New Roman" w:eastAsia="Times New Roman" w:hAnsi="Times New Roman" w:cs="Times New Roman"/>
-              <w:color w:val="BBBBBB"/>
-              <w:sz w:val="20"/>
-              <w:szCs w:val="20"/>
-            </w:rPr>
-            <w:t xml:space="preserve"> / </w:t>
-          </w:r>
-          <w:r>
-            <w:rPr>
-              <w:rFonts w:ascii="Times New Roman" w:eastAsia="Times New Roman" w:hAnsi="Times New Roman" w:cs="Times New Roman"/>
-              <w:b/>
-              <w:bCs/>
-              <w:color w:val="666666"/>
-              <w:sz w:val="20"/>
-              <w:szCs w:val="20"/>
-              <w:vertAlign w:val="superscript"/>
-            </w:rPr>
-            <w:t xml:space="preserve">3</w:t>
-          </w:r>
-          <w:r>
-            <w:rPr>
-              <w:rFonts w:ascii="Times New Roman" w:eastAsia="Times New Roman" w:hAnsi="Times New Roman" w:cs="Times New Roman"/>
-              <w:sz w:val="20"/>
-              <w:szCs w:val="20"/>
-              <w:b w:val="0"/>
-              <w:bCs w:val="0"/>
-              <w:color w:val="000000"/>
-            </w:rPr>
-            <w:t xml:space="preserve">of you.</w:t>
+            <w:t xml:space="preserve">of our experiences.”</w:t>
           </w:r>
         </w:p>
         <w:p>
@@ -15554,7 +15852,7 @@
               <w:sz w:val="17"/>
               <w:szCs w:val="17"/>
             </w:rPr>
-            <w:t xml:space="preserve">반면에,</w:t>
+            <w:t xml:space="preserve">우리는 총합이다</w:t>
           </w:r>
           <w:r>
             <w:rPr>
@@ -15581,34 +15879,7 @@
               <w:sz w:val="17"/>
               <w:szCs w:val="17"/>
             </w:rPr>
-            <w:t xml:space="preserve">여러분의 경험들은 정말로 일부이다</w:t>
-          </w:r>
-          <w:r>
-            <w:rPr>
-              <w:color w:val="BBBBBB"/>
-              <w:sz w:val="17"/>
-              <w:szCs w:val="17"/>
-            </w:rPr>
-            <w:t xml:space="preserve"> / </w:t>
-          </w:r>
-          <w:r>
-            <w:rPr>
-              <w:b/>
-              <w:bCs/>
-              <w:color w:val="666666"/>
-              <w:sz w:val="18"/>
-              <w:szCs w:val="18"/>
-              <w:vertAlign w:val="superscript"/>
-            </w:rPr>
-            <w:t xml:space="preserve">3</w:t>
-          </w:r>
-          <w:r>
-            <w:rPr>
-              <w:color w:val="333333"/>
-              <w:sz w:val="17"/>
-              <w:szCs w:val="17"/>
-            </w:rPr>
-            <w:t xml:space="preserve">여러분의.</w:t>
+            <w:t xml:space="preserve">우리의 경험들의.”</w:t>
           </w:r>
         </w:p>
         <w:p>
@@ -15632,162 +15903,6 @@
               <w:sz w:val="16"/>
               <w:szCs w:val="16"/>
             </w:rPr>
-            <w:t xml:space="preserve">반면에 여러분의 경험은 정말로 여러분의 일부이다.</w:t>
-          </w:r>
-        </w:p>
-        <w:p>
-          <w:pPr>
-            <w:keepNext w:val="0"/>
-            <w:spacing w:line="170" w:lineRule="exact" w:before="0" w:after="0"/>
-          </w:pPr>
-        </w:p>
-        <w:p>
-          <w:pPr>
-            <w:keepNext/>
-            <w:keepLines/>
-            <w:spacing w:line="253" w:lineRule="exact" w:before="30" w:after="40"/>
-          </w:pPr>
-          <w:r>
-            <w:rPr>
-              <w:b/>
-              <w:bCs/>
-              <w:color w:val="1F3864"/>
-              <w:sz w:val="20"/>
-              <w:szCs w:val="20"/>
-            </w:rPr>
-            <w:t xml:space="preserve">20.  </w:t>
-          </w:r>
-          <w:r>
-            <w:rPr>
-              <w:rFonts w:ascii="Times New Roman" w:eastAsia="Times New Roman" w:hAnsi="Times New Roman" w:cs="Times New Roman"/>
-              <w:b/>
-              <w:bCs/>
-              <w:color w:val="666666"/>
-              <w:sz w:val="20"/>
-              <w:szCs w:val="20"/>
-              <w:vertAlign w:val="superscript"/>
-            </w:rPr>
-            <w:t xml:space="preserve">1</w:t>
-          </w:r>
-          <w:r>
-            <w:rPr>
-              <w:rFonts w:ascii="Times New Roman" w:eastAsia="Times New Roman" w:hAnsi="Times New Roman" w:cs="Times New Roman"/>
-              <w:sz w:val="20"/>
-              <w:szCs w:val="20"/>
-              <w:b w:val="0"/>
-              <w:bCs w:val="0"/>
-              <w:color w:val="000000"/>
-            </w:rPr>
-            <w:t xml:space="preserve">We are the sum total</w:t>
-          </w:r>
-          <w:r>
-            <w:rPr>
-              <w:rFonts w:ascii="Times New Roman" w:eastAsia="Times New Roman" w:hAnsi="Times New Roman" w:cs="Times New Roman"/>
-              <w:color w:val="BBBBBB"/>
-              <w:sz w:val="20"/>
-              <w:szCs w:val="20"/>
-            </w:rPr>
-            <w:t xml:space="preserve"> / </w:t>
-          </w:r>
-          <w:r>
-            <w:rPr>
-              <w:rFonts w:ascii="Times New Roman" w:eastAsia="Times New Roman" w:hAnsi="Times New Roman" w:cs="Times New Roman"/>
-              <w:b/>
-              <w:bCs/>
-              <w:color w:val="666666"/>
-              <w:sz w:val="20"/>
-              <w:szCs w:val="20"/>
-              <w:vertAlign w:val="superscript"/>
-            </w:rPr>
-            <w:t xml:space="preserve">2</w:t>
-          </w:r>
-          <w:r>
-            <w:rPr>
-              <w:rFonts w:ascii="Times New Roman" w:eastAsia="Times New Roman" w:hAnsi="Times New Roman" w:cs="Times New Roman"/>
-              <w:sz w:val="20"/>
-              <w:szCs w:val="20"/>
-              <w:b w:val="0"/>
-              <w:bCs w:val="0"/>
-              <w:color w:val="000000"/>
-            </w:rPr>
-            <w:t xml:space="preserve">of our experiences.”</w:t>
-          </w:r>
-        </w:p>
-        <w:p>
-          <w:pPr>
-            <w:keepNext/>
-            <w:keepLines/>
-            <w:spacing w:line="253" w:lineRule="exact" w:before="30" w:after="40"/>
-            <w:ind w:left="200"/>
-          </w:pPr>
-          <w:r>
-            <w:rPr>
-              <w:b/>
-              <w:bCs/>
-              <w:color w:val="666666"/>
-              <w:sz w:val="18"/>
-              <w:szCs w:val="18"/>
-              <w:vertAlign w:val="superscript"/>
-            </w:rPr>
-            <w:t xml:space="preserve">1</w:t>
-          </w:r>
-          <w:r>
-            <w:rPr>
-              <w:color w:val="333333"/>
-              <w:sz w:val="17"/>
-              <w:szCs w:val="17"/>
-            </w:rPr>
-            <w:t xml:space="preserve">우리는 총합이다</w:t>
-          </w:r>
-          <w:r>
-            <w:rPr>
-              <w:color w:val="BBBBBB"/>
-              <w:sz w:val="17"/>
-              <w:szCs w:val="17"/>
-            </w:rPr>
-            <w:t xml:space="preserve"> / </w:t>
-          </w:r>
-          <w:r>
-            <w:rPr>
-              <w:b/>
-              <w:bCs/>
-              <w:color w:val="666666"/>
-              <w:sz w:val="18"/>
-              <w:szCs w:val="18"/>
-              <w:vertAlign w:val="superscript"/>
-            </w:rPr>
-            <w:t xml:space="preserve">2</w:t>
-          </w:r>
-          <w:r>
-            <w:rPr>
-              <w:color w:val="333333"/>
-              <w:sz w:val="17"/>
-              <w:szCs w:val="17"/>
-            </w:rPr>
-            <w:t xml:space="preserve">우리의 경험들의.”</w:t>
-          </w:r>
-        </w:p>
-        <w:p>
-          <w:pPr>
-            <w:keepNext w:val="0"/>
-            <w:keepLines/>
-            <w:spacing w:line="253" w:lineRule="exact" w:before="30" w:after="40"/>
-            <w:ind w:left="280"/>
-          </w:pPr>
-          <w:r>
-            <w:rPr>
-              <w:color w:val="999999"/>
-              <w:sz w:val="16"/>
-              <w:szCs w:val="16"/>
-            </w:rPr>
-            <w:t xml:space="preserve">↳ 자연 해석  </w:t>
-          </w:r>
-          <w:r>
-            <w:rPr>
-              <w:color w:val="333333"/>
-              <w:sz w:val="16"/>
-              <w:szCs w:val="16"/>
-            </w:rPr>
             <w:t xml:space="preserve">우리는 우리 경험의 총합이다.”</w:t>
           </w:r>
         </w:p>
@@ -16123,7 +16238,7 @@
               <w:bCs w:val="0"/>
               <w:color w:val="000000"/>
             </w:rPr>
-            <w:t xml:space="preserve">18번 문장은 물건과 우리 사이의 관계를 설명한다. 우리는 어떤 물건이 나를 보여 주는 한 부분이라고 생각할 수도 있다. 그래도 그 물건은 여전히 나와 떨어져 있는 따로 된 것이다. 19번 문장은 이와 달리 경험은 정말로 나의 일부라고 말한다.</w:t>
+            <w:t xml:space="preserve">17번에서 길로비치는 우리가 물건을 정말 좋아할 수 있다고 먼저 인정한다. 18번은 한 걸음 더 나아간다. 우리는 우리 정체성의 일부가 어떤 물건과 이어져 있다고 생각할 수도 있다. 그래도 그 물건은 여전히 우리와 떨어져 있는 따로 된 것이다. 19번 문장은 이와 달리 경험은 정말로 우리의 일부라고 말한다.</w:t>
           </w:r>
         </w:p>
         <w:p>
@@ -16232,7 +16347,7 @@
               <w:sz w:val="20"/>
               <w:szCs w:val="20"/>
             </w:rPr>
-            <w:t xml:space="preserve"> not A, but B: A가 아니라 B</w:t>
+            <w:t xml:space="preserve"> S are not A, but S are B: S는 A가 아니라 B이다</w:t>
           </w:r>
           <w:r>
             <w:rPr>
@@ -16266,7 +16381,7 @@
               <w:sz w:val="20"/>
               <w:szCs w:val="20"/>
             </w:rPr>
-            <w:t xml:space="preserve"> — 공식: S are not A, but S are B — S는 A가 아니라 B이다. S = we(우리), A = our possessions(우리의 소유물들), B = the accumulation of everything we’ve seen(우리가 본 모든 것의 축적). → 우리는 우리의 소유물들이 아니라, 우리가 본 모든 것의 축적이다. not과 but이 짝을 이루어 A를 부정하고 B를 강조한다.</w:t>
+            <w:t xml:space="preserve"> — 공식: S are not A, but S are B — S는 A가 아니라 B이다. S = we(우리), A = our possessions(우리의 소유물들), B = the accumulation of everything we’ve seen(우리가 본 모든 것의 축적). → 우리는 우리의 소유물들이 아니라, 우리가 본 모든 것의 축적이다. not과 but이 짝을 이루어 A를 부정하고 B를 강조한다. 원문의 B는 뒤의 the things we’ve done(우리가 한 일들), the places we’ve been to(우리가 가 본 장소들)까지 이어진다.</w:t>
           </w:r>
         </w:p>
         <w:p>
@@ -16386,7 +16501,7 @@
               <w:sz w:val="20"/>
               <w:szCs w:val="20"/>
             </w:rPr>
-            <w:t xml:space="preserve"> — 공식: have p.p. — ~했다. p.p. = found(find의 p.p.형, find = 발견하다), 주어 = Gilovich and other researchers(길로비치와 다른 연구자들). → 길로비치와 다른 연구자들은 발견했다. 무엇을 발견했는지는 뒤의 that절이 알려 준다. 15번의 we’ve seen·done·been(’ve = have)도 같은 have p.p.다.</w:t>
+            <w:t xml:space="preserve"> — 공식: have p.p. — ~했다. p.p. = found(find의 p.p.형, find = 발견하다), 주어 = Gilovich and other researchers(길로비치와 다른 연구자들). → 길로비치와 다른 연구자들은 발견했다. 무엇을 발견했는지는 뒤의 that절이 알려 준다. 15번의 we’ve seen·done·been(’ve = have)도 같은 have p.p.이며, have been to는 ‘~에 가 본 적이 있다’(경험)이다.</w:t>
           </w:r>
         </w:p>
         <w:p>
@@ -17539,7 +17654,7 @@
               <w:sz w:val="20"/>
               <w:szCs w:val="20"/>
             </w:rPr>
-            <w:t xml:space="preserve">As soon as we get used to a new possession, we look for an even better one. Third, possessions stimulate humans to compare themselves with others. We buy a new car and are thrilled with it until a friend buys a better one, and there’s always someone with a better one. Gilovich and other researchers have found that experiences deliver longer lasting happiness than things. That’s because experiences become a part of our identity. We are not our possessions, but we are the accumulation of everything we’ve seen, the things we’ve done, and the places we’ve been to. “Our experiences are a bigger part of ourselves than our material goods,” says Gilovich. “You can really like your material stuff. You can even think that part of your identity is connected to those things, but nonetheless they remain separate from you. On the other hand, your experiences really are part of you. We are the sum total of our experiences.”</w:t>
+            <w:t xml:space="preserve">First, we get used to new possessions. What once seemed novel and exciting quickly becomes the norm. Second, we keep raising the bar. New purchases lead to new expectations. As soon as we get used to a new possession, we look for an even better one. Third, possessions stimulate humans to compare themselves with others. We buy a new car and are thrilled with it until a friend buys a better one, and there’s always someone with a better one. Gilovich and other researchers have found that experiences deliver longer lasting happiness than things. That’s because experiences become a part of our identity. We are not our possessions, but we are the accumulation of everything we’ve seen, the things we’ve done, and the places we’ve been to. “Our experiences are a bigger part of ourselves than our material goods,” says Gilovich.</w:t>
           </w:r>
         </w:p>
         <w:p>
@@ -17729,7 +17844,7 @@
               <w:b w:val="0"/>
               <w:bCs w:val="0"/>
             </w:rPr>
-            <w:t xml:space="preserve">Experiences give more lasting happiness because they become part of who we are.</w:t>
+            <w:t xml:space="preserve">Experiences give us more lasting joy because they shape who we are.</w:t>
           </w:r>
         </w:p>
         <w:p>
@@ -18061,17 +18176,77 @@
               <w:b w:val="0"/>
               <w:bCs w:val="0"/>
             </w:rPr>
-            <w:t xml:space="preserve">not A, but B</w:t>
-          </w:r>
-          <w:r>
-            <w:rPr>
-              <w:color w:val="666666"/>
-              <w:sz w:val="17"/>
-              <w:szCs w:val="17"/>
-              <w:b w:val="0"/>
-              <w:bCs w:val="0"/>
-            </w:rPr>
-            <w:t xml:space="preserve"> — A가 아니라 B</w:t>
+            <w:t xml:space="preserve">S are not A, but S are B</w:t>
+          </w:r>
+          <w:r>
+            <w:rPr>
+              <w:color w:val="666666"/>
+              <w:sz w:val="17"/>
+              <w:szCs w:val="17"/>
+              <w:b w:val="0"/>
+              <w:bCs w:val="0"/>
+            </w:rPr>
+            <w:t xml:space="preserve"> — S는 A가 아니라 B이다</w:t>
+          </w:r>
+          <w:r>
+            <w:rPr>
+              <w:color w:val="666666"/>
+              <w:sz w:val="17"/>
+              <w:szCs w:val="17"/>
+              <w:b w:val="0"/>
+              <w:bCs w:val="0"/>
+            </w:rPr>
+            <w:t xml:space="preserve"> / </w:t>
+          </w:r>
+          <w:r>
+            <w:rPr>
+              <w:color w:val="000000"/>
+              <w:sz w:val="17"/>
+              <w:szCs w:val="17"/>
+              <w:b w:val="0"/>
+              <w:bCs w:val="0"/>
+            </w:rPr>
+            <w:t xml:space="preserve">we</w:t>
+          </w:r>
+          <w:r>
+            <w:rPr>
+              <w:color w:val="666666"/>
+              <w:sz w:val="17"/>
+              <w:szCs w:val="17"/>
+              <w:b w:val="0"/>
+              <w:bCs w:val="0"/>
+            </w:rPr>
+            <w:t xml:space="preserve"> — 우리는</w:t>
+          </w:r>
+          <w:r>
+            <w:rPr>
+              <w:color w:val="666666"/>
+              <w:sz w:val="17"/>
+              <w:szCs w:val="17"/>
+              <w:b w:val="0"/>
+              <w:bCs w:val="0"/>
+            </w:rPr>
+            <w:t xml:space="preserve"> / </w:t>
+          </w:r>
+          <w:r>
+            <w:rPr>
+              <w:color w:val="000000"/>
+              <w:sz w:val="17"/>
+              <w:szCs w:val="17"/>
+              <w:b w:val="0"/>
+              <w:bCs w:val="0"/>
+            </w:rPr>
+            <w:t xml:space="preserve">are not</w:t>
+          </w:r>
+          <w:r>
+            <w:rPr>
+              <w:color w:val="666666"/>
+              <w:sz w:val="17"/>
+              <w:szCs w:val="17"/>
+              <w:b w:val="0"/>
+              <w:bCs w:val="0"/>
+            </w:rPr>
+            <w:t xml:space="preserve"> — ~이 아니다</w:t>
           </w:r>
           <w:r>
             <w:rPr>
@@ -19482,7 +19657,7 @@
               <w:b w:val="0"/>
               <w:bCs w:val="0"/>
             </w:rPr>
-            <w:t xml:space="preserve">New things soon stop feeling fresh and thrilling.</w:t>
+            <w:t xml:space="preserve">Thomas Gilovich teaches psychology at Cornell University.</w:t>
           </w:r>
         </w:p>
         <w:p>
@@ -19520,7 +19695,7 @@
               <w:b w:val="0"/>
               <w:bCs w:val="0"/>
             </w:rPr>
-            <w:t xml:space="preserve">Once people are used to what they bought, they look for something better.</w:t>
+            <w:t xml:space="preserve">The writer gives three reasons why the joy from things fades.</w:t>
           </w:r>
         </w:p>
         <w:p>
@@ -19667,7 +19842,7 @@
               <w:b w:val="0"/>
               <w:bCs w:val="0"/>
             </w:rPr>
-            <w:t xml:space="preserve">making the prices of new products higher</w:t>
+            <w:t xml:space="preserve">working harder to afford more expensive items</w:t>
           </w:r>
         </w:p>
         <w:p>
@@ -19705,7 +19880,7 @@
               <w:b w:val="0"/>
               <w:bCs w:val="0"/>
             </w:rPr>
-            <w:t xml:space="preserve">trying to own fewer things than before</w:t>
+            <w:t xml:space="preserve">comparing our things with our friends’ things</w:t>
           </w:r>
         </w:p>
         <w:p>
@@ -19743,7 +19918,7 @@
               <w:b w:val="0"/>
               <w:bCs w:val="0"/>
             </w:rPr>
-            <w:t xml:space="preserve">spending more time with friends and family</w:t>
+            <w:t xml:space="preserve">trying to own fewer things than before</w:t>
           </w:r>
         </w:p>
         <w:p>
@@ -19819,7 +19994,7 @@
               <w:b w:val="0"/>
               <w:bCs w:val="0"/>
             </w:rPr>
-            <w:t xml:space="preserve">setting strict rules for saving money</w:t>
+            <w:t xml:space="preserve">getting used to what we already own</w:t>
           </w:r>
         </w:p>
         <w:p>
@@ -19835,7 +20010,7 @@
               <w:sz w:val="20"/>
               <w:szCs w:val="20"/>
             </w:rPr>
-            <w:t xml:space="preserve">3.  다음 글의 내용을 한 문장으로 요약하고자 한다. 빈칸 (A), (B)에 들어갈 말로 가장 적절한 것은?</w:t>
+            <w:t xml:space="preserve">3.  다음 글의 내용과 일치하는 것은?</w:t>
           </w:r>
         </w:p>
         <w:p>
@@ -19852,24 +20027,7 @@
               <w:sz w:val="20"/>
               <w:szCs w:val="20"/>
             </w:rPr>
-            <w:t xml:space="preserve">We assume that the happiness we get from buying something will last as long as the thing itself. But it’s wrong. The trouble with things is that the happiness they provide fades quickly. There are three critical reasons for this. First, we get used to new possessions. What once seemed novel and exciting quickly becomes the norm. Second, we keep raising the bar. New purchases lead to new expectations. As soon as we get used to a new possession, we look for an even better one. Third, possessions stimulate humans to compare themselves with others. We buy a new car and are thrilled with it until a friend buys a better one, and there’s always someone with a better one. Gilovich and other researchers have found that experiences deliver longer lasting happiness than things. That’s because experiences become a part of our identity. We are not our possessions, but we are the accumulation of everything we’ve seen, the things we’ve done, and the places we’ve been to.</w:t>
-          </w:r>
-        </w:p>
-        <w:p>
-          <w:pPr>
-            <w:keepNext/>
-            <w:keepLines/>
-            <w:spacing w:after="200" w:line="297" w:lineRule="exact" w:before="200"/>
-            <w:ind w:left="100" w:right="100"/>
-          </w:pPr>
-          <w:r>
-            <w:rPr>
-              <w:rFonts w:ascii="Times New Roman" w:hAnsi="Times New Roman"/>
-              <w:color w:val="000000"/>
-              <w:sz w:val="20"/>
-              <w:szCs w:val="20"/>
-            </w:rPr>
-            <w:t xml:space="preserve">[요약문] The happiness we get from things tends to be (A) ________, while experiences give us more lasting happiness because they become part of our (B) ________.</w:t>
+            <w:t xml:space="preserve">The trouble with things is that the happiness they provide fades quickly. There are three critical reasons for this. First, we get used to new possessions. What once seemed novel and exciting quickly becomes the norm. Second, we keep raising the bar. New purchases lead to new expectations. As soon as we get used to a new possession, we look for an even better one. Third, possessions stimulate humans to compare themselves with others. We buy a new car and are thrilled with it until a friend buys a better one, and there’s always someone with a better one. Gilovich and other researchers have found that experiences deliver longer lasting happiness than things. That’s because experiences become a part of our identity. We are not our possessions, but we are the accumulation of everything we’ve seen, the things we’ve done, and the places we’ve been to.</w:t>
           </w:r>
         </w:p>
         <w:p>
@@ -19907,7 +20065,7 @@
               <w:b w:val="0"/>
               <w:bCs w:val="0"/>
             </w:rPr>
-            <w:t xml:space="preserve">short-lived …… identity</w:t>
+            <w:t xml:space="preserve">Comparing ourselves with others makes our possessions feel more special.</w:t>
           </w:r>
         </w:p>
         <w:p>
@@ -19945,7 +20103,7 @@
               <w:b w:val="0"/>
               <w:bCs w:val="0"/>
             </w:rPr>
-            <w:t xml:space="preserve">long-lasting …… identity</w:t>
+            <w:t xml:space="preserve">People lose interest in new possessions only after many years.</w:t>
           </w:r>
         </w:p>
         <w:p>
@@ -19983,7 +20141,7 @@
               <w:b w:val="0"/>
               <w:bCs w:val="0"/>
             </w:rPr>
-            <w:t xml:space="preserve">short-lived …… wealth</w:t>
+            <w:t xml:space="preserve">A friend’s better car can end the joy we feel about our new one.</w:t>
           </w:r>
         </w:p>
         <w:p>
@@ -20021,7 +20179,7 @@
               <w:b w:val="0"/>
               <w:bCs w:val="0"/>
             </w:rPr>
-            <w:t xml:space="preserve">exciting …… possessions</w:t>
+            <w:t xml:space="preserve">Gilovich studied what makes people happy all by himself.</w:t>
           </w:r>
         </w:p>
         <w:p>
@@ -20059,7 +20217,7 @@
               <w:b w:val="0"/>
               <w:bCs w:val="0"/>
             </w:rPr>
-            <w:t xml:space="preserve">permanent …… memories</w:t>
+            <w:t xml:space="preserve">Researchers found that objects make people happy for longer than experiences do.</w:t>
           </w:r>
         </w:p>
         <w:p>
@@ -20206,7 +20364,7 @@
               <w:b w:val="0"/>
               <w:bCs w:val="0"/>
             </w:rPr>
-            <w:t xml:space="preserve">Unlike things, experiences bring happiness that lasts because they shape who we are.</w:t>
+            <w:t xml:space="preserve">Researchers still cannot explain why experiences make us happy.</w:t>
           </w:r>
         </w:p>
         <w:p>
@@ -20282,7 +20440,7 @@
               <w:b w:val="0"/>
               <w:bCs w:val="0"/>
             </w:rPr>
-            <w:t xml:space="preserve">Researchers still cannot explain why experiences make us happy.</w:t>
+            <w:t xml:space="preserve">Unlike things, experiences bring lasting joy by shaping who we are.</w:t>
           </w:r>
         </w:p>
         <w:p>
@@ -20298,7 +20456,26 @@
               <w:sz w:val="20"/>
               <w:szCs w:val="20"/>
             </w:rPr>
-            <w:t xml:space="preserve">5.  다음 글에서 필자가 주장하는 바로 가장 적절한 것은?</w:t>
+            <w:t xml:space="preserve">5.  밑줄 친 </w:t>
+          </w:r>
+          <w:r>
+            <w:rPr>
+              <w:b/>
+              <w:color w:val="1F3864"/>
+              <w:sz w:val="20"/>
+              <w:szCs w:val="20"/>
+              <w:u w:val="single"/>
+            </w:rPr>
+            <w:t xml:space="preserve">becomes the norm</w:t>
+          </w:r>
+          <w:r>
+            <w:rPr>
+              <w:b/>
+              <w:color w:val="1F3864"/>
+              <w:sz w:val="20"/>
+              <w:szCs w:val="20"/>
+            </w:rPr>
+            <w:t xml:space="preserve">이 다음 글에서 의미하는 바로 가장 적절한 것은?</w:t>
           </w:r>
         </w:p>
         <w:p>
@@ -20315,7 +20492,26 @@
               <w:sz w:val="20"/>
               <w:szCs w:val="20"/>
             </w:rPr>
-            <w:t xml:space="preserve">A long-term study conducted by Thomas Gilovich, a psychology professor at Cornell University, reached a powerful and clear conclusion: Don’t spend your money on things. We assume that the happiness we get from buying something will last as long as the thing itself. But it’s wrong. The trouble with things is that the happiness they provide fades quickly. There are three critical reasons for this. First, we get used to new possessions. What once seemed novel and exciting quickly becomes the norm. Second, we keep raising the bar. New purchases lead to new expectations. As soon as we get used to a new possession, we look for an even better one. Third, possessions stimulate humans to compare themselves with others. We buy a new car and are thrilled with it until a friend buys a better one, and there’s always someone with a better one. Gilovich and other researchers have found that experiences deliver longer lasting happiness than things. That’s because experiences become a part of our identity. We are not our possessions, but we are the accumulation of everything we’ve seen, the things we’ve done, and the places we’ve been to.</w:t>
+            <w:t xml:space="preserve">We assume that the happiness we get from buying something will last as long as the thing itself. But it’s wrong. The trouble with things is that the happiness they provide fades quickly. There are three critical reasons for this. First, we get used to new possessions. What once seemed novel and exciting quickly </w:t>
+          </w:r>
+          <w:r>
+            <w:rPr>
+              <w:rFonts w:ascii="Times New Roman" w:hAnsi="Times New Roman"/>
+              <w:color w:val="000000"/>
+              <w:sz w:val="20"/>
+              <w:szCs w:val="20"/>
+              <w:u w:val="single"/>
+            </w:rPr>
+            <w:t xml:space="preserve">becomes the norm</w:t>
+          </w:r>
+          <w:r>
+            <w:rPr>
+              <w:rFonts w:ascii="Times New Roman" w:hAnsi="Times New Roman"/>
+              <w:color w:val="000000"/>
+              <w:sz w:val="20"/>
+              <w:szCs w:val="20"/>
+            </w:rPr>
+            <w:t xml:space="preserve">. Second, we keep raising the bar. New purchases lead to new expectations. As soon as we get used to a new possession, we look for an even better one. Third, possessions stimulate humans to compare themselves with others. We buy a new car and are thrilled with it until a friend buys a better one, and there’s always someone with a better one. Gilovich and other researchers have found that experiences deliver longer lasting happiness than things. That’s because experiences become a part of our identity. We are not our possessions, but we are the accumulation of everything we’ve seen, the things we’ve done, and the places we’ve been to.</w:t>
           </w:r>
         </w:p>
         <w:p>
@@ -20353,7 +20549,7 @@
               <w:b w:val="0"/>
               <w:bCs w:val="0"/>
             </w:rPr>
-            <w:t xml:space="preserve">We should buy new things often to keep ourselves excited.</w:t>
+            <w:t xml:space="preserve">turns into something ordinary that no longer excites us</w:t>
           </w:r>
         </w:p>
         <w:p>
@@ -20391,7 +20587,7 @@
               <w:b w:val="0"/>
               <w:bCs w:val="0"/>
             </w:rPr>
-            <w:t xml:space="preserve">We must stop comparing our cars with our friends’ cars.</w:t>
+            <w:t xml:space="preserve">becomes a rule that everyone has to follow</w:t>
           </w:r>
         </w:p>
         <w:p>
@@ -20429,7 +20625,7 @@
               <w:b w:val="0"/>
               <w:bCs w:val="0"/>
             </w:rPr>
-            <w:t xml:space="preserve">We should set higher standards for the products we buy.</w:t>
+            <w:t xml:space="preserve">turns into a model for other people to copy</w:t>
           </w:r>
         </w:p>
         <w:p>
@@ -20467,7 +20663,7 @@
               <w:b w:val="0"/>
               <w:bCs w:val="0"/>
             </w:rPr>
-            <w:t xml:space="preserve">We need to save money instead of spending it on anything.</w:t>
+            <w:t xml:space="preserve">becomes something we compare with what others own</w:t>
           </w:r>
         </w:p>
         <w:p>
@@ -20505,7 +20701,7 @@
               <w:b w:val="0"/>
               <w:bCs w:val="0"/>
             </w:rPr>
-            <w:t xml:space="preserve">We should spend our money on experiences rather than on things.</w:t>
+            <w:t xml:space="preserve">becomes the most valuable thing we own</w:t>
           </w:r>
         </w:p>
         <w:p>
@@ -20829,7 +21025,7 @@
               <w:b w:val="0"/>
               <w:bCs w:val="0"/>
             </w:rPr>
-            <w:t xml:space="preserve">How to Choose the Best Car for Your Family</w:t>
+            <w:t xml:space="preserve">Why Shopping Makes Us Happier Than Traveling</w:t>
           </w:r>
         </w:p>
         <w:p>
@@ -20905,7 +21101,7 @@
               <w:b w:val="0"/>
               <w:bCs w:val="0"/>
             </w:rPr>
-            <w:t xml:space="preserve">Why We Should Always Upgrade Our Possessions</w:t>
+            <w:t xml:space="preserve">The Lasting Joy of Owning the Latest Products</w:t>
           </w:r>
         </w:p>
         <w:p>
@@ -20943,7 +21139,7 @@
               <w:b w:val="0"/>
               <w:bCs w:val="0"/>
             </w:rPr>
-            <w:t xml:space="preserve">Comparing Yourself with Others: The Key to Joy</w:t>
+            <w:t xml:space="preserve">How to Stop Comparing Yourself with Others</w:t>
           </w:r>
         </w:p>
         <w:p>
@@ -20981,7 +21177,7 @@
               <w:b w:val="0"/>
               <w:bCs w:val="0"/>
             </w:rPr>
-            <w:t xml:space="preserve">The Science of Saving Money for the Future</w:t>
+            <w:t xml:space="preserve">Memories Fade, but Things Remain</w:t>
           </w:r>
         </w:p>
         <w:p>
@@ -21199,47 +21395,47 @@
               <w:sz w:val="20"/>
               <w:szCs w:val="20"/>
             </w:rPr>
+            <w:t xml:space="preserve">③</w:t>
+          </w:r>
+          <w:r>
+            <w:rPr>
+              <w:rFonts w:ascii="Times New Roman" w:eastAsia="Times New Roman" w:hAnsi="Times New Roman" w:cs="Times New Roman"/>
+              <w:b/>
+              <w:bCs/>
+              <w:sz w:val="20"/>
+              <w:szCs w:val="20"/>
+            </w:rPr>
+            <w:t xml:space="preserve">   4. </w:t>
+          </w:r>
+          <w:r>
+            <w:rPr>
+              <w:rFonts w:ascii="맑은 고딕" w:hAnsi="맑은 고딕" w:eastAsia="맑은 고딕" w:cs="맑은 고딕" w:hint="eastAsia"/>
+              <w:b/>
+              <w:bCs/>
+              <w:sz w:val="20"/>
+              <w:szCs w:val="20"/>
+            </w:rPr>
+            <w:t xml:space="preserve">⑤</w:t>
+          </w:r>
+          <w:r>
+            <w:rPr>
+              <w:rFonts w:ascii="Times New Roman" w:eastAsia="Times New Roman" w:hAnsi="Times New Roman" w:cs="Times New Roman"/>
+              <w:b/>
+              <w:bCs/>
+              <w:sz w:val="20"/>
+              <w:szCs w:val="20"/>
+            </w:rPr>
+            <w:t xml:space="preserve">   5. </w:t>
+          </w:r>
+          <w:r>
+            <w:rPr>
+              <w:rFonts w:ascii="맑은 고딕" w:hAnsi="맑은 고딕" w:eastAsia="맑은 고딕" w:cs="맑은 고딕" w:hint="eastAsia"/>
+              <w:b/>
+              <w:bCs/>
+              <w:sz w:val="20"/>
+              <w:szCs w:val="20"/>
+            </w:rPr>
             <w:t xml:space="preserve">①</w:t>
-          </w:r>
-          <w:r>
-            <w:rPr>
-              <w:rFonts w:ascii="Times New Roman" w:eastAsia="Times New Roman" w:hAnsi="Times New Roman" w:cs="Times New Roman"/>
-              <w:b/>
-              <w:bCs/>
-              <w:sz w:val="20"/>
-              <w:szCs w:val="20"/>
-            </w:rPr>
-            <w:t xml:space="preserve">   4. </w:t>
-          </w:r>
-          <w:r>
-            <w:rPr>
-              <w:rFonts w:ascii="맑은 고딕" w:hAnsi="맑은 고딕" w:eastAsia="맑은 고딕" w:cs="맑은 고딕" w:hint="eastAsia"/>
-              <w:b/>
-              <w:bCs/>
-              <w:sz w:val="20"/>
-              <w:szCs w:val="20"/>
-            </w:rPr>
-            <w:t xml:space="preserve">③</w:t>
-          </w:r>
-          <w:r>
-            <w:rPr>
-              <w:rFonts w:ascii="Times New Roman" w:eastAsia="Times New Roman" w:hAnsi="Times New Roman" w:cs="Times New Roman"/>
-              <w:b/>
-              <w:bCs/>
-              <w:sz w:val="20"/>
-              <w:szCs w:val="20"/>
-            </w:rPr>
-            <w:t xml:space="preserve">   5. </w:t>
-          </w:r>
-          <w:r>
-            <w:rPr>
-              <w:rFonts w:ascii="맑은 고딕" w:hAnsi="맑은 고딕" w:eastAsia="맑은 고딕" w:cs="맑은 고딕" w:hint="eastAsia"/>
-              <w:b/>
-              <w:bCs/>
-              <w:sz w:val="20"/>
-              <w:szCs w:val="20"/>
-            </w:rPr>
-            <w:t xml:space="preserve">⑤</w:t>
           </w:r>
           <w:r>
             <w:rPr>
@@ -22172,17 +22368,17 @@
               <w:b w:val="0"/>
               <w:bCs w:val="0"/>
             </w:rPr>
-            <w:t xml:space="preserve">critical reasons why the happiness from things does not last long   </w:t>
-          </w:r>
-          <w:r>
-            <w:rPr>
-              <w:color w:val="666666"/>
-              <w:sz w:val="17"/>
-              <w:szCs w:val="17"/>
-              <w:b w:val="0"/>
-              <w:bCs w:val="0"/>
-            </w:rPr>
-            <w:t xml:space="preserve">(물건에서 얻는 행복이 오래가지 않는 결정적인 이유들)</w:t>
+            <w:t xml:space="preserve">reasons why the pleasure of owning things wears off so fast   </w:t>
+          </w:r>
+          <w:r>
+            <w:rPr>
+              <w:color w:val="666666"/>
+              <w:sz w:val="17"/>
+              <w:szCs w:val="17"/>
+              <w:b w:val="0"/>
+              <w:bCs w:val="0"/>
+            </w:rPr>
+            <w:t xml:space="preserve">(물건을 소유하는 즐거움이 그렇게 빨리 사라지는 이유)</w:t>
           </w:r>
         </w:p>
         <w:p>
@@ -22219,17 +22415,17 @@
               <w:b w:val="0"/>
               <w:bCs w:val="0"/>
             </w:rPr>
-            <w:t xml:space="preserve">minor differences between buying cars and buying clothes   </w:t>
-          </w:r>
-          <w:r>
-            <w:rPr>
-              <w:color w:val="666666"/>
-              <w:sz w:val="17"/>
-              <w:szCs w:val="17"/>
-              <w:b w:val="0"/>
-              <w:bCs w:val="0"/>
-            </w:rPr>
-            <w:t xml:space="preserve">(차를 사는 것과 옷을 사는 것의 사소한 차이)</w:t>
+            <w:t xml:space="preserve">critical differences between buying cars and buying clothes   </w:t>
+          </w:r>
+          <w:r>
+            <w:rPr>
+              <w:color w:val="666666"/>
+              <w:sz w:val="17"/>
+              <w:szCs w:val="17"/>
+              <w:b w:val="0"/>
+              <w:bCs w:val="0"/>
+            </w:rPr>
+            <w:t xml:space="preserve">(차를 사는 것과 옷을 사는 것의 결정적인 차이)</w:t>
           </w:r>
         </w:p>
         <w:p>
@@ -22388,7 +22584,7 @@
               <w:color w:val="666666"/>
               <w:sz w:val="17"/>
             </w:rPr>
-            <w:t xml:space="preserve">차는 남과 비교하는 예로 나올 뿐이고 옷과 비교하는 내용은 없다.</w:t>
+            <w:t xml:space="preserve">옷은 언급되지 않으며, 차 구매와 옷 구매의 차이를 다루지 않는다. 차는 남과 비교하는 예로 나올 뿐이다.</w:t>
           </w:r>
         </w:p>
         <w:p>
@@ -23512,17 +23708,17 @@
               <w:b w:val="0"/>
               <w:bCs w:val="0"/>
             </w:rPr>
-            <w:t xml:space="preserve">Experiences give more lasting happiness because they become part of who we are.   </w:t>
-          </w:r>
-          <w:r>
-            <w:rPr>
-              <w:color w:val="666666"/>
-              <w:sz w:val="17"/>
-              <w:szCs w:val="17"/>
-              <w:b w:val="0"/>
-              <w:bCs w:val="0"/>
-            </w:rPr>
-            <w:t xml:space="preserve">(경험은 우리를 이루는 일부가 되기 때문에 더 오래가는 행복을 준다.)</w:t>
+            <w:t xml:space="preserve">Experiences give us more lasting joy because they shape who we are.   </w:t>
+          </w:r>
+          <w:r>
+            <w:rPr>
+              <w:color w:val="666666"/>
+              <w:sz w:val="17"/>
+              <w:szCs w:val="17"/>
+              <w:b w:val="0"/>
+              <w:bCs w:val="0"/>
+            </w:rPr>
+            <w:t xml:space="preserve">(경험은 우리가 어떤 사람인지를 만들어 가기 때문에 더 오래가는 기쁨을 준다.)</w:t>
           </w:r>
         </w:p>
         <w:p>
@@ -23570,7 +23766,7 @@
               <w:color w:val="666666"/>
               <w:sz w:val="17"/>
             </w:rPr>
-            <w:t xml:space="preserve">물건이 정체성과 연결되어 있다고 생각해도 물건은 여전히 우리와 분리되어 있다고 했다.</w:t>
+            <w:t xml:space="preserve">우리는 우리의 소유물이 아니라 경험이 쌓인 존재라고 했다(“We are not our possessions”).</w:t>
           </w:r>
         </w:p>
         <w:p>
@@ -23666,7 +23862,7 @@
               <w:color w:val="666666"/>
               <w:sz w:val="17"/>
             </w:rPr>
-            <w:t xml:space="preserve">경험은 정말로 우리의 일부라고 했으므로 반대다.</w:t>
+            <w:t xml:space="preserve">경험은 우리 정체성의 일부가 된다고 했으므로 반대다(“experiences become a part of our identity”).</w:t>
           </w:r>
         </w:p>
         <w:p>
@@ -24057,17 +24253,17 @@
               <w:b w:val="0"/>
               <w:bCs w:val="0"/>
             </w:rPr>
-            <w:t xml:space="preserve">New things soon stop feeling fresh and thrilling.   </w:t>
-          </w:r>
-          <w:r>
-            <w:rPr>
-              <w:color w:val="666666"/>
-              <w:sz w:val="17"/>
-              <w:szCs w:val="17"/>
-              <w:b w:val="0"/>
-              <w:bCs w:val="0"/>
-            </w:rPr>
-            <w:t xml:space="preserve">(새 물건은 곧 새롭고 신나게 느껴지지 않게 된다.)</w:t>
+            <w:t xml:space="preserve">Thomas Gilovich teaches psychology at Cornell University.   </w:t>
+          </w:r>
+          <w:r>
+            <w:rPr>
+              <w:color w:val="666666"/>
+              <w:sz w:val="17"/>
+              <w:szCs w:val="17"/>
+              <w:b w:val="0"/>
+              <w:bCs w:val="0"/>
+            </w:rPr>
+            <w:t xml:space="preserve">(토머스 길로비치는 코넬 대학교에서 심리학을 가르친다.)</w:t>
           </w:r>
         </w:p>
         <w:p>
@@ -24104,17 +24300,17 @@
               <w:b w:val="0"/>
               <w:bCs w:val="0"/>
             </w:rPr>
-            <w:t xml:space="preserve">Once people are used to what they bought, they look for something better.   </w:t>
-          </w:r>
-          <w:r>
-            <w:rPr>
-              <w:color w:val="666666"/>
-              <w:sz w:val="17"/>
-              <w:szCs w:val="17"/>
-              <w:b w:val="0"/>
-              <w:bCs w:val="0"/>
-            </w:rPr>
-            <w:t xml:space="preserve">(사람들은 산 물건에 익숙해지면 더 좋은 것을 찾는다.)</w:t>
+            <w:t xml:space="preserve">The writer gives three reasons why the joy from things fades.   </w:t>
+          </w:r>
+          <w:r>
+            <w:rPr>
+              <w:color w:val="666666"/>
+              <w:sz w:val="17"/>
+              <w:szCs w:val="17"/>
+              <w:b w:val="0"/>
+              <w:bCs w:val="0"/>
+            </w:rPr>
+            <w:t xml:space="preserve">(글쓴이는 물건에서 얻는 기쁨이 사라지는 세 가지 이유를 제시한다.)</w:t>
           </w:r>
         </w:p>
         <w:p>
@@ -24241,7 +24437,7 @@
               <w:color w:val="666666"/>
               <w:sz w:val="17"/>
             </w:rPr>
-            <w:t xml:space="preserve">“What once seemed novel and exciting quickly becomes the norm.”과 일치한다.</w:t>
+            <w:t xml:space="preserve">“Thomas Gilovich, a psychology professor at Cornell University”와 일치한다.</w:t>
           </w:r>
         </w:p>
         <w:p>
@@ -24273,7 +24469,7 @@
               <w:color w:val="666666"/>
               <w:sz w:val="17"/>
             </w:rPr>
-            <w:t xml:space="preserve">“As soon as we get used to a new possession, we look for an even better one.”과 일치한다.</w:t>
+            <w:t xml:space="preserve">“There are three critical reasons for this.” 뒤에 First·Second·Third로 세 이유를 제시한다.</w:t>
           </w:r>
         </w:p>
         <w:p>
@@ -24428,17 +24624,17 @@
               <w:b w:val="0"/>
               <w:bCs w:val="0"/>
             </w:rPr>
-            <w:t xml:space="preserve">making the prices of new products higher   </w:t>
-          </w:r>
-          <w:r>
-            <w:rPr>
-              <w:color w:val="666666"/>
-              <w:sz w:val="17"/>
-              <w:szCs w:val="17"/>
-              <w:b w:val="0"/>
-              <w:bCs w:val="0"/>
-            </w:rPr>
-            <w:t xml:space="preserve">(새 제품들의 가격을 더 높게 만드는 것)</w:t>
+            <w:t xml:space="preserve">working harder to afford more expensive items   </w:t>
+          </w:r>
+          <w:r>
+            <w:rPr>
+              <w:color w:val="666666"/>
+              <w:sz w:val="17"/>
+              <w:szCs w:val="17"/>
+              <w:b w:val="0"/>
+              <w:bCs w:val="0"/>
+            </w:rPr>
+            <w:t xml:space="preserve">(더 비싼 물건을 살 여유를 갖기 위해 더 열심히 일하는 것)</w:t>
           </w:r>
         </w:p>
         <w:p>
@@ -24475,17 +24671,17 @@
               <w:b w:val="0"/>
               <w:bCs w:val="0"/>
             </w:rPr>
-            <w:t xml:space="preserve">trying to own fewer things than before   </w:t>
-          </w:r>
-          <w:r>
-            <w:rPr>
-              <w:color w:val="666666"/>
-              <w:sz w:val="17"/>
-              <w:szCs w:val="17"/>
-              <w:b w:val="0"/>
-              <w:bCs w:val="0"/>
-            </w:rPr>
-            <w:t xml:space="preserve">(예전보다 더 적은 물건을 소유하려고 하는 것)</w:t>
+            <w:t xml:space="preserve">comparing our things with our friends’ things   </w:t>
+          </w:r>
+          <w:r>
+            <w:rPr>
+              <w:color w:val="666666"/>
+              <w:sz w:val="17"/>
+              <w:szCs w:val="17"/>
+              <w:b w:val="0"/>
+              <w:bCs w:val="0"/>
+            </w:rPr>
+            <w:t xml:space="preserve">(우리 물건을 친구들의 물건과 비교하는 것)</w:t>
           </w:r>
         </w:p>
         <w:p>
@@ -24522,17 +24718,17 @@
               <w:b w:val="0"/>
               <w:bCs w:val="0"/>
             </w:rPr>
-            <w:t xml:space="preserve">spending more time with friends and family   </w:t>
-          </w:r>
-          <w:r>
-            <w:rPr>
-              <w:color w:val="666666"/>
-              <w:sz w:val="17"/>
-              <w:szCs w:val="17"/>
-              <w:b w:val="0"/>
-              <w:bCs w:val="0"/>
-            </w:rPr>
-            <w:t xml:space="preserve">(친구와 가족과 더 많은 시간을 보내는 것)</w:t>
+            <w:t xml:space="preserve">trying to own fewer things than before   </w:t>
+          </w:r>
+          <w:r>
+            <w:rPr>
+              <w:color w:val="666666"/>
+              <w:sz w:val="17"/>
+              <w:szCs w:val="17"/>
+              <w:b w:val="0"/>
+              <w:bCs w:val="0"/>
+            </w:rPr>
+            <w:t xml:space="preserve">(예전보다 더 적은 물건을 소유하려고 하는 것)</w:t>
           </w:r>
         </w:p>
         <w:p>
@@ -24616,17 +24812,17 @@
               <w:b w:val="0"/>
               <w:bCs w:val="0"/>
             </w:rPr>
-            <w:t xml:space="preserve">setting strict rules for saving money   </w:t>
-          </w:r>
-          <w:r>
-            <w:rPr>
-              <w:color w:val="666666"/>
-              <w:sz w:val="17"/>
-              <w:szCs w:val="17"/>
-              <w:b w:val="0"/>
-              <w:bCs w:val="0"/>
-            </w:rPr>
-            <w:t xml:space="preserve">(돈을 모으기 위한 엄격한 규칙을 정하는 것)</w:t>
+            <w:t xml:space="preserve">getting used to what we already own   </w:t>
+          </w:r>
+          <w:r>
+            <w:rPr>
+              <w:color w:val="666666"/>
+              <w:sz w:val="17"/>
+              <w:szCs w:val="17"/>
+              <w:b w:val="0"/>
+              <w:bCs w:val="0"/>
+            </w:rPr>
+            <w:t xml:space="preserve">(이미 가진 것에 익숙해지는 것)</w:t>
           </w:r>
         </w:p>
         <w:p>
@@ -24674,7 +24870,7 @@
               <w:color w:val="666666"/>
               <w:sz w:val="17"/>
             </w:rPr>
-            <w:t xml:space="preserve">높아지는 기준(bar)은 가격이 아니라 우리가 기대하는 수준이다.</w:t>
+            <w:t xml:space="preserve">더 비싼 물건을 사려고 일한다는 내용은 없고, 높아지는 것은 우리가 기대하는 수준이다.</w:t>
           </w:r>
         </w:p>
         <w:p>
@@ -24706,7 +24902,7 @@
               <w:color w:val="666666"/>
               <w:sz w:val="17"/>
             </w:rPr>
-            <w:t xml:space="preserve">물건을 덜 가지려 한다는 내용은 없다.</w:t>
+            <w:t xml:space="preserve">남과의 비교는 셋째 이유(Third)이며, raising the bar는 둘째 이유인 높아지는 기대를 가리킨다.</w:t>
           </w:r>
         </w:p>
         <w:p>
@@ -24738,7 +24934,7 @@
               <w:color w:val="666666"/>
               <w:sz w:val="17"/>
             </w:rPr>
-            <w:t xml:space="preserve">친구·가족과 시간을 보내는 이야기는 나오지 않는다.</w:t>
+            <w:t xml:space="preserve">물건을 덜 가지려 한다는 내용은 없고 오히려 더 좋은 것을 찾는다고 했다.</w:t>
           </w:r>
         </w:p>
         <w:p>
@@ -24770,7 +24966,7 @@
               <w:color w:val="666666"/>
               <w:sz w:val="17"/>
             </w:rPr>
-            <w:t xml:space="preserve">돈을 모으는 규칙은 나오지 않는다.</w:t>
+            <w:t xml:space="preserve">이미 가진 것에 익숙해지는 것은 첫째 이유(First)이며, raising the bar는 그 뒤에 더 좋은 것을 기대하게 되는 것이다.</w:t>
           </w:r>
         </w:p>
         <w:p>
@@ -24794,7 +24990,7 @@
               <w:color w:val="C00000"/>
               <w:sz w:val="20"/>
             </w:rPr>
-            <w:t xml:space="preserve">①</w:t>
+            <w:t xml:space="preserve">③</w:t>
           </w:r>
         </w:p>
         <w:p>
@@ -24825,7 +25021,7 @@
               <w:color w:val="000000"/>
               <w:sz w:val="18"/>
             </w:rPr>
-            <w:t xml:space="preserve">The trouble with things is that the happiness they provide fades quickly. / That’s because experiences become a part of our identity.</w:t>
+            <w:t xml:space="preserve">We buy a new car and are thrilled with it until a friend buys a better one, and there’s always someone with a better one.</w:t>
           </w:r>
         </w:p>
         <w:p>
@@ -24840,7 +25036,22 @@
               <w:color w:val="000000"/>
               <w:sz w:val="18"/>
             </w:rPr>
-            <w:t xml:space="preserve">물건이 주는 행복은 새 물건에 익숙해지고, 기준이 높아지고, 남과 비교하게 되어 빨리 사라진다. 반면 경험은 우리 정체성의 일부가 되기 때문에 더 오래가는 행복을 준다. 따라서 (A)에는 short-lived, (B)에는 identity가 알맞다.</w:t>
+            <w:t xml:space="preserve">새 차를 사서 몹시 기뻐하지만 그 기쁨은 친구가 더 좋은 차를 살 때까지라고 했다. 따라서 친구의 더 좋은 차가 새 차에 대한 기쁨을 끝낼 수 있다는 </w:t>
+          </w:r>
+          <w:r>
+            <w:rPr>
+              <w:rFonts w:ascii="맑은 고딕" w:hAnsi="맑은 고딕" w:eastAsia="맑은 고딕" w:cs="맑은 고딕" w:hint="eastAsia"/>
+              <w:color w:val="000000"/>
+              <w:sz w:val="18"/>
+            </w:rPr>
+            <w:t xml:space="preserve">③</w:t>
+          </w:r>
+          <w:r>
+            <w:rPr>
+              <w:color w:val="000000"/>
+              <w:sz w:val="18"/>
+            </w:rPr>
+            <w:t xml:space="preserve">이 글의 내용과 일치한다.</w:t>
           </w:r>
         </w:p>
         <w:p>
@@ -24870,7 +25081,7 @@
             <w:rPr>
               <w:rFonts w:ascii="맑은 고딕" w:hAnsi="맑은 고딕" w:eastAsia="맑은 고딕" w:cs="맑은 고딕" w:hint="eastAsia"/>
               <w:b/>
-              <w:color w:val="FF0000"/>
+              <w:color w:val="2E5496"/>
               <w:sz w:val="17"/>
               <w:szCs w:val="17"/>
             </w:rPr>
@@ -24879,7 +25090,7 @@
           <w:r>
             <w:rPr>
               <w:b/>
-              <w:color w:val="FF0000"/>
+              <w:color w:val="2E5496"/>
               <w:sz w:val="17"/>
               <w:szCs w:val="17"/>
             </w:rPr>
@@ -24893,17 +25104,17 @@
               <w:b w:val="0"/>
               <w:bCs w:val="0"/>
             </w:rPr>
-            <w:t xml:space="preserve">short-lived …… identity   </w:t>
-          </w:r>
-          <w:r>
-            <w:rPr>
-              <w:color w:val="666666"/>
-              <w:sz w:val="17"/>
-              <w:szCs w:val="17"/>
-              <w:b w:val="0"/>
-              <w:bCs w:val="0"/>
-            </w:rPr>
-            <w:t xml:space="preserve">(오래가지 않는 …… 정체성)</w:t>
+            <w:t xml:space="preserve">Comparing ourselves with others makes our possessions feel more special.   </w:t>
+          </w:r>
+          <w:r>
+            <w:rPr>
+              <w:color w:val="666666"/>
+              <w:sz w:val="17"/>
+              <w:szCs w:val="17"/>
+              <w:b w:val="0"/>
+              <w:bCs w:val="0"/>
+            </w:rPr>
+            <w:t xml:space="preserve">(자신을 남과 비교하는 것은 우리의 소유물을 더 특별하게 느끼게 한다.)</w:t>
           </w:r>
         </w:p>
         <w:p>
@@ -24940,17 +25151,17 @@
               <w:b w:val="0"/>
               <w:bCs w:val="0"/>
             </w:rPr>
-            <w:t xml:space="preserve">long-lasting …… identity   </w:t>
-          </w:r>
-          <w:r>
-            <w:rPr>
-              <w:color w:val="666666"/>
-              <w:sz w:val="17"/>
-              <w:szCs w:val="17"/>
-              <w:b w:val="0"/>
-              <w:bCs w:val="0"/>
-            </w:rPr>
-            <w:t xml:space="preserve">(오래 지속되는 …… 정체성)</w:t>
+            <w:t xml:space="preserve">People lose interest in new possessions only after many years.   </w:t>
+          </w:r>
+          <w:r>
+            <w:rPr>
+              <w:color w:val="666666"/>
+              <w:sz w:val="17"/>
+              <w:szCs w:val="17"/>
+              <w:b w:val="0"/>
+              <w:bCs w:val="0"/>
+            </w:rPr>
+            <w:t xml:space="preserve">(사람들은 여러 해가 지나서야 새 소유물에 흥미를 잃는다.)</w:t>
           </w:r>
         </w:p>
         <w:p>
@@ -24964,7 +25175,7 @@
             <w:rPr>
               <w:rFonts w:ascii="맑은 고딕" w:hAnsi="맑은 고딕" w:eastAsia="맑은 고딕" w:cs="맑은 고딕" w:hint="eastAsia"/>
               <w:b/>
-              <w:color w:val="2E5496"/>
+              <w:color w:val="FF0000"/>
               <w:sz w:val="17"/>
               <w:szCs w:val="17"/>
             </w:rPr>
@@ -24973,7 +25184,7 @@
           <w:r>
             <w:rPr>
               <w:b/>
-              <w:color w:val="2E5496"/>
+              <w:color w:val="FF0000"/>
               <w:sz w:val="17"/>
               <w:szCs w:val="17"/>
             </w:rPr>
@@ -24987,17 +25198,17 @@
               <w:b w:val="0"/>
               <w:bCs w:val="0"/>
             </w:rPr>
-            <w:t xml:space="preserve">short-lived …… wealth   </w:t>
-          </w:r>
-          <w:r>
-            <w:rPr>
-              <w:color w:val="666666"/>
-              <w:sz w:val="17"/>
-              <w:szCs w:val="17"/>
-              <w:b w:val="0"/>
-              <w:bCs w:val="0"/>
-            </w:rPr>
-            <w:t xml:space="preserve">(오래가지 않는 …… 부)</w:t>
+            <w:t xml:space="preserve">A friend’s better car can end the joy we feel about our new one.   </w:t>
+          </w:r>
+          <w:r>
+            <w:rPr>
+              <w:color w:val="666666"/>
+              <w:sz w:val="17"/>
+              <w:szCs w:val="17"/>
+              <w:b w:val="0"/>
+              <w:bCs w:val="0"/>
+            </w:rPr>
+            <w:t xml:space="preserve">(친구의 더 좋은 차는 우리가 새 차에 대해 느끼는 기쁨을 끝낼 수 있다.)</w:t>
           </w:r>
         </w:p>
         <w:p>
@@ -25034,17 +25245,17 @@
               <w:b w:val="0"/>
               <w:bCs w:val="0"/>
             </w:rPr>
-            <w:t xml:space="preserve">exciting …… possessions   </w:t>
-          </w:r>
-          <w:r>
-            <w:rPr>
-              <w:color w:val="666666"/>
-              <w:sz w:val="17"/>
-              <w:szCs w:val="17"/>
-              <w:b w:val="0"/>
-              <w:bCs w:val="0"/>
-            </w:rPr>
-            <w:t xml:space="preserve">(신나는 …… 소유물)</w:t>
+            <w:t xml:space="preserve">Gilovich studied what makes people happy all by himself.   </w:t>
+          </w:r>
+          <w:r>
+            <w:rPr>
+              <w:color w:val="666666"/>
+              <w:sz w:val="17"/>
+              <w:szCs w:val="17"/>
+              <w:b w:val="0"/>
+              <w:bCs w:val="0"/>
+            </w:rPr>
+            <w:t xml:space="preserve">(길로비치는 무엇이 사람들을 행복하게 하는지 혼자서 연구했다.)</w:t>
           </w:r>
         </w:p>
         <w:p>
@@ -25081,17 +25292,17 @@
               <w:b w:val="0"/>
               <w:bCs w:val="0"/>
             </w:rPr>
-            <w:t xml:space="preserve">permanent …… memories   </w:t>
-          </w:r>
-          <w:r>
-            <w:rPr>
-              <w:color w:val="666666"/>
-              <w:sz w:val="17"/>
-              <w:szCs w:val="17"/>
-              <w:b w:val="0"/>
-              <w:bCs w:val="0"/>
-            </w:rPr>
-            <w:t xml:space="preserve">(영구적인 …… 기억)</w:t>
+            <w:t xml:space="preserve">Researchers found that objects make people happy for longer than experiences do.   </w:t>
+          </w:r>
+          <w:r>
+            <w:rPr>
+              <w:color w:val="666666"/>
+              <w:sz w:val="17"/>
+              <w:szCs w:val="17"/>
+              <w:b w:val="0"/>
+              <w:bCs w:val="0"/>
+            </w:rPr>
+            <w:t xml:space="preserve">(연구자들은 물건이 경험보다 사람들을 더 오래 행복하게 한다는 것을 발견했다.)</w:t>
           </w:r>
         </w:p>
         <w:p>
@@ -25124,7 +25335,7 @@
               <w:color w:val="2E5496"/>
               <w:sz w:val="17"/>
             </w:rPr>
-            <w:t xml:space="preserve">②</w:t>
+            <w:t xml:space="preserve">①</w:t>
           </w:r>
           <w:r>
             <w:rPr>
@@ -25139,7 +25350,7 @@
               <w:color w:val="666666"/>
               <w:sz w:val="17"/>
             </w:rPr>
-            <w:t xml:space="preserve">물건이 주는 행복은 빨리 사라진다고 했으므로 (A)의 long-lasting은 반대다.</w:t>
+            <w:t xml:space="preserve">남과의 비교는 물건이 주는 행복이 빨리 사라지는 셋째 이유로 제시되었다.</w:t>
           </w:r>
         </w:p>
         <w:p>
@@ -25156,7 +25367,7 @@
               <w:color w:val="2E5496"/>
               <w:sz w:val="17"/>
             </w:rPr>
-            <w:t xml:space="preserve">③</w:t>
+            <w:t xml:space="preserve">②</w:t>
           </w:r>
           <w:r>
             <w:rPr>
@@ -25171,7 +25382,7 @@
               <w:color w:val="666666"/>
               <w:sz w:val="17"/>
             </w:rPr>
-            <w:t xml:space="preserve">경험은 부(wealth)가 아니라 정체성의 일부가 된다고 했다.</w:t>
+            <w:t xml:space="preserve">새롭고 신나 보였던 것도 금방 평범해진다고 했다(“quickly becomes the norm”).</w:t>
           </w:r>
         </w:p>
         <w:p>
@@ -25203,7 +25414,7 @@
               <w:color w:val="666666"/>
               <w:sz w:val="17"/>
             </w:rPr>
-            <w:t xml:space="preserve">새 물건은 곧 평범해진다고 했고, 경험이 소유물의 일부가 된다는 내용도 없다.</w:t>
+            <w:t xml:space="preserve">길로비치와 다른 연구자들이 발견했다고 했다(“Gilovich and other researchers”).</w:t>
           </w:r>
         </w:p>
         <w:p>
@@ -25235,7 +25446,7 @@
               <w:color w:val="666666"/>
               <w:sz w:val="17"/>
             </w:rPr>
-            <w:t xml:space="preserve">물건이 주는 행복이 영구적이라는 것은 반대 내용이다.</w:t>
+            <w:t xml:space="preserve">경험이 물건보다 더 오래 지속되는 행복을 준다고 했으므로 반대다.</w:t>
           </w:r>
         </w:p>
         <w:p>
@@ -25259,7 +25470,7 @@
               <w:color w:val="C00000"/>
               <w:sz w:val="20"/>
             </w:rPr>
-            <w:t xml:space="preserve">③</w:t>
+            <w:t xml:space="preserve">⑤</w:t>
           </w:r>
         </w:p>
         <w:p>
@@ -25313,14 +25524,14 @@
               <w:color w:val="000000"/>
               <w:sz w:val="18"/>
             </w:rPr>
-            <w:t xml:space="preserve">③</w:t>
+            <w:t xml:space="preserve">⑤</w:t>
           </w:r>
           <w:r>
             <w:rPr>
               <w:color w:val="000000"/>
               <w:sz w:val="18"/>
             </w:rPr>
-            <w:t xml:space="preserve">이 요지다.</w:t>
+            <w:t xml:space="preserve">가 요지다.</w:t>
           </w:r>
         </w:p>
         <w:p>
@@ -25444,7 +25655,7 @@
             <w:rPr>
               <w:rFonts w:ascii="맑은 고딕" w:hAnsi="맑은 고딕" w:eastAsia="맑은 고딕" w:cs="맑은 고딕" w:hint="eastAsia"/>
               <w:b/>
-              <w:color w:val="FF0000"/>
+              <w:color w:val="2E5496"/>
               <w:sz w:val="17"/>
               <w:szCs w:val="17"/>
             </w:rPr>
@@ -25453,7 +25664,7 @@
           <w:r>
             <w:rPr>
               <w:b/>
-              <w:color w:val="FF0000"/>
+              <w:color w:val="2E5496"/>
               <w:sz w:val="17"/>
               <w:szCs w:val="17"/>
             </w:rPr>
@@ -25467,17 +25678,17 @@
               <w:b w:val="0"/>
               <w:bCs w:val="0"/>
             </w:rPr>
-            <w:t xml:space="preserve">Unlike things, experiences bring happiness that lasts because they shape who we are.   </w:t>
-          </w:r>
-          <w:r>
-            <w:rPr>
-              <w:color w:val="666666"/>
-              <w:sz w:val="17"/>
-              <w:szCs w:val="17"/>
-              <w:b w:val="0"/>
-              <w:bCs w:val="0"/>
-            </w:rPr>
-            <w:t xml:space="preserve">(물건과 달리 경험은 우리를 이루는 부분이 되기 때문에 오래가는 행복을 준다.)</w:t>
+            <w:t xml:space="preserve">Researchers still cannot explain why experiences make us happy.   </w:t>
+          </w:r>
+          <w:r>
+            <w:rPr>
+              <w:color w:val="666666"/>
+              <w:sz w:val="17"/>
+              <w:szCs w:val="17"/>
+              <w:b w:val="0"/>
+              <w:bCs w:val="0"/>
+            </w:rPr>
+            <w:t xml:space="preserve">(연구자들은 경험이 왜 우리를 행복하게 하는지 아직 설명하지 못한다.)</w:t>
           </w:r>
         </w:p>
         <w:p>
@@ -25538,7 +25749,7 @@
             <w:rPr>
               <w:rFonts w:ascii="맑은 고딕" w:hAnsi="맑은 고딕" w:eastAsia="맑은 고딕" w:cs="맑은 고딕" w:hint="eastAsia"/>
               <w:b/>
-              <w:color w:val="2E5496"/>
+              <w:color w:val="FF0000"/>
               <w:sz w:val="17"/>
               <w:szCs w:val="17"/>
             </w:rPr>
@@ -25547,7 +25758,7 @@
           <w:r>
             <w:rPr>
               <w:b/>
-              <w:color w:val="2E5496"/>
+              <w:color w:val="FF0000"/>
               <w:sz w:val="17"/>
               <w:szCs w:val="17"/>
             </w:rPr>
@@ -25561,17 +25772,17 @@
               <w:b w:val="0"/>
               <w:bCs w:val="0"/>
             </w:rPr>
-            <w:t xml:space="preserve">Researchers still cannot explain why experiences make us happy.   </w:t>
-          </w:r>
-          <w:r>
-            <w:rPr>
-              <w:color w:val="666666"/>
-              <w:sz w:val="17"/>
-              <w:szCs w:val="17"/>
-              <w:b w:val="0"/>
-              <w:bCs w:val="0"/>
-            </w:rPr>
-            <w:t xml:space="preserve">(연구자들은 경험이 왜 우리를 행복하게 하는지 아직 설명하지 못한다.)</w:t>
+            <w:t xml:space="preserve">Unlike things, experiences bring lasting joy by shaping who we are.   </w:t>
+          </w:r>
+          <w:r>
+            <w:rPr>
+              <w:color w:val="666666"/>
+              <w:sz w:val="17"/>
+              <w:szCs w:val="17"/>
+              <w:b w:val="0"/>
+              <w:bCs w:val="0"/>
+            </w:rPr>
+            <w:t xml:space="preserve">(물건과 달리 경험은 우리가 어떤 사람인지를 만들어 가며 오래가는 기쁨을 준다.)</w:t>
           </w:r>
         </w:p>
         <w:p>
@@ -25668,7 +25879,7 @@
               <w:color w:val="2E5496"/>
               <w:sz w:val="17"/>
             </w:rPr>
-            <w:t xml:space="preserve">④</w:t>
+            <w:t xml:space="preserve">③</w:t>
           </w:r>
           <w:r>
             <w:rPr>
@@ -25683,7 +25894,7 @@
               <w:color w:val="666666"/>
               <w:sz w:val="17"/>
             </w:rPr>
-            <w:t xml:space="preserve">기대가 계속 높아지는 것은 행복이 사라지는 이유로 제시되었다.</w:t>
+            <w:t xml:space="preserve">경험이 오래가는 행복을 주는 이유(정체성의 일부가 됨)를 설명했다.</w:t>
           </w:r>
         </w:p>
         <w:p>
@@ -25700,7 +25911,7 @@
               <w:color w:val="2E5496"/>
               <w:sz w:val="17"/>
             </w:rPr>
-            <w:t xml:space="preserve">⑤</w:t>
+            <w:t xml:space="preserve">④</w:t>
           </w:r>
           <w:r>
             <w:rPr>
@@ -25715,7 +25926,7 @@
               <w:color w:val="666666"/>
               <w:sz w:val="17"/>
             </w:rPr>
-            <w:t xml:space="preserve">경험이 오래가는 행복을 주는 이유(정체성의 일부가 됨)를 설명했다.</w:t>
+            <w:t xml:space="preserve">기대가 계속 높아지는 것은 행복이 사라지는 이유로 제시되었다.</w:t>
           </w:r>
         </w:p>
         <w:p>
@@ -25739,7 +25950,7 @@
               <w:color w:val="C00000"/>
               <w:sz w:val="20"/>
             </w:rPr>
-            <w:t xml:space="preserve">⑤</w:t>
+            <w:t xml:space="preserve">①</w:t>
           </w:r>
         </w:p>
         <w:p>
@@ -25770,7 +25981,7 @@
               <w:color w:val="000000"/>
               <w:sz w:val="18"/>
             </w:rPr>
-            <w:t xml:space="preserve">A long-term study … reached a powerful and clear conclusion: Don’t spend your money on things. / Gilovich and other researchers have found that experiences deliver longer lasting happiness than things.</w:t>
+            <w:t xml:space="preserve">First, we get used to new possessions. What once seemed novel and exciting quickly becomes the norm.</w:t>
           </w:r>
         </w:p>
         <w:p>
@@ -25785,7 +25996,7 @@
               <w:color w:val="000000"/>
               <w:sz w:val="18"/>
             </w:rPr>
-            <w:t xml:space="preserve">연구의 결론으로 물건에 돈을 쓰지 말라고 하고, 물건의 행복은 빨리 사라지지만 경험은 더 오래가는 행복을 준다고 했다. 따라서 물건보다 경험에 돈을 쓰라는 </w:t>
+            <w:t xml:space="preserve">첫째 이유로 우리는 새 소유물에 익숙해진다고 하고, 한때 새롭고 신나 보였던 것이 금방 the norm이 된다고 했다. 따라서 더 이상 우리를 설레게 하지 않는 평범한 것이 된다는 </w:t>
           </w:r>
           <w:r>
             <w:rPr>
@@ -25793,14 +26004,14 @@
               <w:color w:val="000000"/>
               <w:sz w:val="18"/>
             </w:rPr>
-            <w:t xml:space="preserve">⑤</w:t>
+            <w:t xml:space="preserve">①</w:t>
           </w:r>
           <w:r>
             <w:rPr>
               <w:color w:val="000000"/>
               <w:sz w:val="18"/>
             </w:rPr>
-            <w:t xml:space="preserve">가 필자의 주장이다.</w:t>
+            <w:t xml:space="preserve">이 알맞다.</w:t>
           </w:r>
         </w:p>
         <w:p>
@@ -25830,7 +26041,7 @@
             <w:rPr>
               <w:rFonts w:ascii="맑은 고딕" w:hAnsi="맑은 고딕" w:eastAsia="맑은 고딕" w:cs="맑은 고딕" w:hint="eastAsia"/>
               <w:b/>
-              <w:color w:val="2E5496"/>
+              <w:color w:val="FF0000"/>
               <w:sz w:val="17"/>
               <w:szCs w:val="17"/>
             </w:rPr>
@@ -25839,7 +26050,7 @@
           <w:r>
             <w:rPr>
               <w:b/>
-              <w:color w:val="2E5496"/>
+              <w:color w:val="FF0000"/>
               <w:sz w:val="17"/>
               <w:szCs w:val="17"/>
             </w:rPr>
@@ -25853,17 +26064,17 @@
               <w:b w:val="0"/>
               <w:bCs w:val="0"/>
             </w:rPr>
-            <w:t xml:space="preserve">We should buy new things often to keep ourselves excited.   </w:t>
-          </w:r>
-          <w:r>
-            <w:rPr>
-              <w:color w:val="666666"/>
-              <w:sz w:val="17"/>
-              <w:szCs w:val="17"/>
-              <w:b w:val="0"/>
-              <w:bCs w:val="0"/>
-            </w:rPr>
-            <w:t xml:space="preserve">(우리는 계속 신나기 위해 새 물건을 자주 사야 한다.)</w:t>
+            <w:t xml:space="preserve">turns into something ordinary that no longer excites us   </w:t>
+          </w:r>
+          <w:r>
+            <w:rPr>
+              <w:color w:val="666666"/>
+              <w:sz w:val="17"/>
+              <w:szCs w:val="17"/>
+              <w:b w:val="0"/>
+              <w:bCs w:val="0"/>
+            </w:rPr>
+            <w:t xml:space="preserve">(더 이상 우리를 신나게 하지 않는 평범한 것이 되다)</w:t>
           </w:r>
         </w:p>
         <w:p>
@@ -25900,17 +26111,17 @@
               <w:b w:val="0"/>
               <w:bCs w:val="0"/>
             </w:rPr>
-            <w:t xml:space="preserve">We must stop comparing our cars with our friends’ cars.   </w:t>
-          </w:r>
-          <w:r>
-            <w:rPr>
-              <w:color w:val="666666"/>
-              <w:sz w:val="17"/>
-              <w:szCs w:val="17"/>
-              <w:b w:val="0"/>
-              <w:bCs w:val="0"/>
-            </w:rPr>
-            <w:t xml:space="preserve">(우리는 우리의 차를 친구들의 차와 비교하는 것을 멈춰야 한다.)</w:t>
+            <w:t xml:space="preserve">becomes a rule that everyone has to follow   </w:t>
+          </w:r>
+          <w:r>
+            <w:rPr>
+              <w:color w:val="666666"/>
+              <w:sz w:val="17"/>
+              <w:szCs w:val="17"/>
+              <w:b w:val="0"/>
+              <w:bCs w:val="0"/>
+            </w:rPr>
+            <w:t xml:space="preserve">(모두가 따라야 하는 규칙이 되다)</w:t>
           </w:r>
         </w:p>
         <w:p>
@@ -25947,17 +26158,17 @@
               <w:b w:val="0"/>
               <w:bCs w:val="0"/>
             </w:rPr>
-            <w:t xml:space="preserve">We should set higher standards for the products we buy.   </w:t>
-          </w:r>
-          <w:r>
-            <w:rPr>
-              <w:color w:val="666666"/>
-              <w:sz w:val="17"/>
-              <w:szCs w:val="17"/>
-              <w:b w:val="0"/>
-              <w:bCs w:val="0"/>
-            </w:rPr>
-            <w:t xml:space="preserve">(우리는 사는 제품에 대해 더 높은 기준을 정해야 한다.)</w:t>
+            <w:t xml:space="preserve">turns into a model for other people to copy   </w:t>
+          </w:r>
+          <w:r>
+            <w:rPr>
+              <w:color w:val="666666"/>
+              <w:sz w:val="17"/>
+              <w:szCs w:val="17"/>
+              <w:b w:val="0"/>
+              <w:bCs w:val="0"/>
+            </w:rPr>
+            <w:t xml:space="preserve">(다른 사람들이 따라 할 본보기가 되다)</w:t>
           </w:r>
         </w:p>
         <w:p>
@@ -25994,17 +26205,17 @@
               <w:b w:val="0"/>
               <w:bCs w:val="0"/>
             </w:rPr>
-            <w:t xml:space="preserve">We need to save money instead of spending it on anything.   </w:t>
-          </w:r>
-          <w:r>
-            <w:rPr>
-              <w:color w:val="666666"/>
-              <w:sz w:val="17"/>
-              <w:szCs w:val="17"/>
-              <w:b w:val="0"/>
-              <w:bCs w:val="0"/>
-            </w:rPr>
-            <w:t xml:space="preserve">(우리는 무엇에든 돈을 쓰는 대신 돈을 모아야 한다.)</w:t>
+            <w:t xml:space="preserve">becomes something we compare with what others own   </w:t>
+          </w:r>
+          <w:r>
+            <w:rPr>
+              <w:color w:val="666666"/>
+              <w:sz w:val="17"/>
+              <w:szCs w:val="17"/>
+              <w:b w:val="0"/>
+              <w:bCs w:val="0"/>
+            </w:rPr>
+            <w:t xml:space="preserve">(남들이 가진 것과 비교하는 대상이 되다)</w:t>
           </w:r>
         </w:p>
         <w:p>
@@ -26018,7 +26229,7 @@
             <w:rPr>
               <w:rFonts w:ascii="맑은 고딕" w:hAnsi="맑은 고딕" w:eastAsia="맑은 고딕" w:cs="맑은 고딕" w:hint="eastAsia"/>
               <w:b/>
-              <w:color w:val="FF0000"/>
+              <w:color w:val="2E5496"/>
               <w:sz w:val="17"/>
               <w:szCs w:val="17"/>
             </w:rPr>
@@ -26027,7 +26238,7 @@
           <w:r>
             <w:rPr>
               <w:b/>
-              <w:color w:val="FF0000"/>
+              <w:color w:val="2E5496"/>
               <w:sz w:val="17"/>
               <w:szCs w:val="17"/>
             </w:rPr>
@@ -26041,17 +26252,17 @@
               <w:b w:val="0"/>
               <w:bCs w:val="0"/>
             </w:rPr>
-            <w:t xml:space="preserve">We should spend our money on experiences rather than on things.   </w:t>
-          </w:r>
-          <w:r>
-            <w:rPr>
-              <w:color w:val="666666"/>
-              <w:sz w:val="17"/>
-              <w:szCs w:val="17"/>
-              <w:b w:val="0"/>
-              <w:bCs w:val="0"/>
-            </w:rPr>
-            <w:t xml:space="preserve">(우리는 물건보다 경험에 돈을 써야 한다.)</w:t>
+            <w:t xml:space="preserve">becomes the most valuable thing we own   </w:t>
+          </w:r>
+          <w:r>
+            <w:rPr>
+              <w:color w:val="666666"/>
+              <w:sz w:val="17"/>
+              <w:szCs w:val="17"/>
+              <w:b w:val="0"/>
+              <w:bCs w:val="0"/>
+            </w:rPr>
+            <w:t xml:space="preserve">(우리가 가진 가장 소중한 것이 되다)</w:t>
           </w:r>
         </w:p>
         <w:p>
@@ -26084,7 +26295,7 @@
               <w:color w:val="2E5496"/>
               <w:sz w:val="17"/>
             </w:rPr>
-            <w:t xml:space="preserve">①</w:t>
+            <w:t xml:space="preserve">②</w:t>
           </w:r>
           <w:r>
             <w:rPr>
@@ -26099,7 +26310,7 @@
               <w:color w:val="666666"/>
               <w:sz w:val="17"/>
             </w:rPr>
-            <w:t xml:space="preserve">새 물건은 곧 평범해져 즐거움이 오래가지 않는다고 했으므로 반대다.</w:t>
+            <w:t xml:space="preserve">norm을 ‘규범, 규칙’으로 읽은 것으로, 문맥상 새로움이 사라진 평범한 상태를 뜻한다.</w:t>
           </w:r>
         </w:p>
         <w:p>
@@ -26116,7 +26327,7 @@
               <w:color w:val="2E5496"/>
               <w:sz w:val="17"/>
             </w:rPr>
-            <w:t xml:space="preserve">②</w:t>
+            <w:t xml:space="preserve">③</w:t>
           </w:r>
           <w:r>
             <w:rPr>
@@ -26131,7 +26342,7 @@
               <w:color w:val="666666"/>
               <w:sz w:val="17"/>
             </w:rPr>
-            <w:t xml:space="preserve">차 비교는 물건의 행복이 사라지는 셋째 이유의 예일 뿐 필자의 주장이 아니다.</w:t>
+            <w:t xml:space="preserve">다른 사람이 따라 한다는 내용은 없다.</w:t>
           </w:r>
         </w:p>
         <w:p>
@@ -26148,7 +26359,7 @@
               <w:color w:val="2E5496"/>
               <w:sz w:val="17"/>
             </w:rPr>
-            <w:t xml:space="preserve">③</w:t>
+            <w:t xml:space="preserve">④</w:t>
           </w:r>
           <w:r>
             <w:rPr>
@@ -26163,7 +26374,7 @@
               <w:color w:val="666666"/>
               <w:sz w:val="17"/>
             </w:rPr>
-            <w:t xml:space="preserve">기준을 계속 높이는 것은 행복이 사라지는 이유로 제시되었다.</w:t>
+            <w:t xml:space="preserve">남과의 비교는 셋째 이유(Third)이고, becomes the norm은 첫째 이유인 익숙해짐을 설명한다.</w:t>
           </w:r>
         </w:p>
         <w:p>
@@ -26180,7 +26391,7 @@
               <w:color w:val="2E5496"/>
               <w:sz w:val="17"/>
             </w:rPr>
-            <w:t xml:space="preserve">④</w:t>
+            <w:t xml:space="preserve">⑤</w:t>
           </w:r>
           <w:r>
             <w:rPr>
@@ -26195,7 +26406,7 @@
               <w:color w:val="666666"/>
               <w:sz w:val="17"/>
             </w:rPr>
-            <w:t xml:space="preserve">돈을 쓰지 말라는 대상은 물건이며, 경험은 더 오래가는 행복을 준다고 했다.</w:t>
+            <w:t xml:space="preserve">익숙해져 평범해진다는 흐름과 반대다.</w:t>
           </w:r>
         </w:p>
         <w:p>
@@ -26333,17 +26544,17 @@
               <w:b w:val="0"/>
               <w:bCs w:val="0"/>
             </w:rPr>
-            <w:t xml:space="preserve">How to Choose the Best Car for Your Family   </w:t>
-          </w:r>
-          <w:r>
-            <w:rPr>
-              <w:color w:val="666666"/>
-              <w:sz w:val="17"/>
-              <w:szCs w:val="17"/>
-              <w:b w:val="0"/>
-              <w:bCs w:val="0"/>
-            </w:rPr>
-            <w:t xml:space="preserve">(가족을 위한 최고의 차를 고르는 방법)</w:t>
+            <w:t xml:space="preserve">Why Shopping Makes Us Happier Than Traveling   </w:t>
+          </w:r>
+          <w:r>
+            <w:rPr>
+              <w:color w:val="666666"/>
+              <w:sz w:val="17"/>
+              <w:szCs w:val="17"/>
+              <w:b w:val="0"/>
+              <w:bCs w:val="0"/>
+            </w:rPr>
+            <w:t xml:space="preserve">(쇼핑이 여행보다 우리를 더 행복하게 하는 이유)</w:t>
           </w:r>
         </w:p>
         <w:p>
@@ -26427,17 +26638,17 @@
               <w:b w:val="0"/>
               <w:bCs w:val="0"/>
             </w:rPr>
-            <w:t xml:space="preserve">Why We Should Always Upgrade Our Possessions   </w:t>
-          </w:r>
-          <w:r>
-            <w:rPr>
-              <w:color w:val="666666"/>
-              <w:sz w:val="17"/>
-              <w:szCs w:val="17"/>
-              <w:b w:val="0"/>
-              <w:bCs w:val="0"/>
-            </w:rPr>
-            <w:t xml:space="preserve">(우리가 항상 소유물을 업그레이드해야 하는 이유)</w:t>
+            <w:t xml:space="preserve">The Lasting Joy of Owning the Latest Products   </w:t>
+          </w:r>
+          <w:r>
+            <w:rPr>
+              <w:color w:val="666666"/>
+              <w:sz w:val="17"/>
+              <w:szCs w:val="17"/>
+              <w:b w:val="0"/>
+              <w:bCs w:val="0"/>
+            </w:rPr>
+            <w:t xml:space="preserve">(최신 제품을 소유하는 오래가는 기쁨)</w:t>
           </w:r>
         </w:p>
         <w:p>
@@ -26474,17 +26685,17 @@
               <w:b w:val="0"/>
               <w:bCs w:val="0"/>
             </w:rPr>
-            <w:t xml:space="preserve">Comparing Yourself with Others: The Key to Joy   </w:t>
-          </w:r>
-          <w:r>
-            <w:rPr>
-              <w:color w:val="666666"/>
-              <w:sz w:val="17"/>
-              <w:szCs w:val="17"/>
-              <w:b w:val="0"/>
-              <w:bCs w:val="0"/>
-            </w:rPr>
-            <w:t xml:space="preserve">(자신을 남과 비교하기: 기쁨의 열쇠)</w:t>
+            <w:t xml:space="preserve">How to Stop Comparing Yourself with Others   </w:t>
+          </w:r>
+          <w:r>
+            <w:rPr>
+              <w:color w:val="666666"/>
+              <w:sz w:val="17"/>
+              <w:szCs w:val="17"/>
+              <w:b w:val="0"/>
+              <w:bCs w:val="0"/>
+            </w:rPr>
+            <w:t xml:space="preserve">(자신을 남과 비교하는 것을 멈추는 방법)</w:t>
           </w:r>
         </w:p>
         <w:p>
@@ -26521,17 +26732,17 @@
               <w:b w:val="0"/>
               <w:bCs w:val="0"/>
             </w:rPr>
-            <w:t xml:space="preserve">The Science of Saving Money for the Future   </w:t>
-          </w:r>
-          <w:r>
-            <w:rPr>
-              <w:color w:val="666666"/>
-              <w:sz w:val="17"/>
-              <w:szCs w:val="17"/>
-              <w:b w:val="0"/>
-              <w:bCs w:val="0"/>
-            </w:rPr>
-            <w:t xml:space="preserve">(미래를 위해 돈을 모으는 과학)</w:t>
+            <w:t xml:space="preserve">Memories Fade, but Things Remain   </w:t>
+          </w:r>
+          <w:r>
+            <w:rPr>
+              <w:color w:val="666666"/>
+              <w:sz w:val="17"/>
+              <w:szCs w:val="17"/>
+              <w:b w:val="0"/>
+              <w:bCs w:val="0"/>
+            </w:rPr>
+            <w:t xml:space="preserve">(기억은 희미해지지만 물건은 남는다)</w:t>
           </w:r>
         </w:p>
         <w:p>
@@ -26579,7 +26790,7 @@
               <w:color w:val="666666"/>
               <w:sz w:val="17"/>
             </w:rPr>
-            <w:t xml:space="preserve">차는 남과 비교하는 예로 나올 뿐이다.</w:t>
+            <w:t xml:space="preserve">물건에 돈을 쓰지 말라고 했고 경험이 더 오래가는 행복을 준다고 했으므로 반대다.</w:t>
           </w:r>
         </w:p>
         <w:p>
@@ -26611,7 +26822,7 @@
               <w:color w:val="666666"/>
               <w:sz w:val="17"/>
             </w:rPr>
-            <w:t xml:space="preserve">계속 더 좋은 것을 찾는 것은 물건의 행복이 사라지는 이유로 제시되었다.</w:t>
+            <w:t xml:space="preserve">새 물건의 즐거움은 금방 평범해진다고 했으므로 반대다.</w:t>
           </w:r>
         </w:p>
         <w:p>
@@ -26643,7 +26854,7 @@
               <w:color w:val="666666"/>
               <w:sz w:val="17"/>
             </w:rPr>
-            <w:t xml:space="preserve">남과의 비교는 행복을 사라지게 하는 이유로 제시되었다.</w:t>
+            <w:t xml:space="preserve">남과의 비교는 물건의 행복이 사라지는 셋째 이유일 뿐, 비교를 멈추는 방법은 나오지 않는다.</w:t>
           </w:r>
         </w:p>
         <w:p>
@@ -26675,7 +26886,7 @@
               <w:color w:val="666666"/>
               <w:sz w:val="17"/>
             </w:rPr>
-            <w:t xml:space="preserve">돈을 모으는 방법은 나오지 않는다.</w:t>
+            <w:t xml:space="preserve">물건이 주는 행복은 빨리 사라지고 경험은 우리의 일부로 남는다고 했으므로 반대다.</w:t>
           </w:r>
         </w:p>
         <w:p>

--- a/결과물/혼공독해교재_영어2_YBM(박)_2과FurtherReading_전체통합본.docx
+++ b/결과물/혼공독해교재_영어2_YBM(박)_2과FurtherReading_전체통합본.docx
@@ -101,7 +101,7 @@
               <w:sz w:val="28"/>
               <w:szCs w:val="28"/>
             </w:rPr>
-            <w:t xml:space="preserve">YBM(박준언)  ·  2과</w:t>
+            <w:t xml:space="preserve">YBM(박준언)  ·  2과 (Further Reading)</w:t>
           </w:r>
         </w:p>
         <w:tbl>
